--- a/labs/2425/NumberSystems/NumberSystems.docx
+++ b/labs/2425/NumberSystems/NumberSystems.docx
@@ -1,6 +1,6 @@
 
 <file path=word/document.xml><?xml version="1.0" encoding="utf-8"?>
-<w:document xmlns:wpc="http://schemas.microsoft.com/office/word/2010/wordprocessingCanvas" xmlns:cx="http://schemas.microsoft.com/office/drawing/2014/chartex" xmlns:cx1="http://schemas.microsoft.com/office/drawing/2015/9/8/chartex" xmlns:cx2="http://schemas.microsoft.com/office/drawing/2015/10/21/chartex" xmlns:cx3="http://schemas.microsoft.com/office/drawing/2016/5/9/chartex" xmlns:cx4="http://schemas.microsoft.com/office/drawing/2016/5/10/chartex" xmlns:cx5="http://schemas.microsoft.com/office/drawing/2016/5/11/chartex" xmlns:cx6="http://schemas.microsoft.com/office/drawing/2016/5/12/chartex" xmlns:cx7="http://schemas.microsoft.com/office/drawing/2016/5/13/chartex" xmlns:cx8="http://schemas.microsoft.com/office/drawing/2016/5/14/chartex" xmlns:mc="http://schemas.openxmlformats.org/markup-compatibility/2006" xmlns:aink="http://schemas.microsoft.com/office/drawing/2016/ink" xmlns:am3d="http://schemas.microsoft.com/office/drawing/2017/model3d" xmlns:o="urn:schemas-microsoft-com:office:office" xmlns:oel="http://schemas.microsoft.com/office/2019/extlst" xmlns:r="http://schemas.openxmlformats.org/officeDocument/2006/relationships" xmlns:m="http://schemas.openxmlformats.org/officeDocument/2006/math" xmlns:v="urn:schemas-microsoft-com:vml" xmlns:wp14="http://schemas.microsoft.com/office/word/2010/wordprocessingDrawing" xmlns:wp="http://schemas.openxmlformats.org/drawingml/2006/wordprocessingDrawing" xmlns:w10="urn:schemas-microsoft-com:office:word" xmlns:w="http://schemas.openxmlformats.org/wordprocessingml/2006/main" xmlns:w14="http://schemas.microsoft.com/office/word/2010/wordml" xmlns:w15="http://schemas.microsoft.com/office/word/2012/wordml" xmlns:w16cex="http://schemas.microsoft.com/office/word/2018/wordml/cex" xmlns:w16cid="http://schemas.microsoft.com/office/word/2016/wordml/cid" xmlns:w16="http://schemas.microsoft.com/office/word/2018/wordml" xmlns:w16sdtdh="http://schemas.microsoft.com/office/word/2020/wordml/sdtdatahash" xmlns:w16se="http://schemas.microsoft.com/office/word/2015/wordml/symex" xmlns:wpg="http://schemas.microsoft.com/office/word/2010/wordprocessingGroup" xmlns:wpi="http://schemas.microsoft.com/office/word/2010/wordprocessingInk" xmlns:wne="http://schemas.microsoft.com/office/word/2006/wordml" xmlns:wps="http://schemas.microsoft.com/office/word/2010/wordprocessingShape" mc:Ignorable="w14 w15 w16se w16cid w16 w16cex w16sdtdh wp14">
+<w:document xmlns:wpc="http://schemas.microsoft.com/office/word/2010/wordprocessingCanvas" xmlns:cx="http://schemas.microsoft.com/office/drawing/2014/chartex" xmlns:cx1="http://schemas.microsoft.com/office/drawing/2015/9/8/chartex" xmlns:cx2="http://schemas.microsoft.com/office/drawing/2015/10/21/chartex" xmlns:cx3="http://schemas.microsoft.com/office/drawing/2016/5/9/chartex" xmlns:cx4="http://schemas.microsoft.com/office/drawing/2016/5/10/chartex" xmlns:cx5="http://schemas.microsoft.com/office/drawing/2016/5/11/chartex" xmlns:cx6="http://schemas.microsoft.com/office/drawing/2016/5/12/chartex" xmlns:cx7="http://schemas.microsoft.com/office/drawing/2016/5/13/chartex" xmlns:cx8="http://schemas.microsoft.com/office/drawing/2016/5/14/chartex" xmlns:mc="http://schemas.openxmlformats.org/markup-compatibility/2006" xmlns:aink="http://schemas.microsoft.com/office/drawing/2016/ink" xmlns:am3d="http://schemas.microsoft.com/office/drawing/2017/model3d" xmlns:o="urn:schemas-microsoft-com:office:office" xmlns:r="http://schemas.openxmlformats.org/officeDocument/2006/relationships" xmlns:m="http://schemas.openxmlformats.org/officeDocument/2006/math" xmlns:v="urn:schemas-microsoft-com:vml" xmlns:wp14="http://schemas.microsoft.com/office/word/2010/wordprocessingDrawing" xmlns:wp="http://schemas.openxmlformats.org/drawingml/2006/wordprocessingDrawing" xmlns:w10="urn:schemas-microsoft-com:office:word" xmlns:w="http://schemas.openxmlformats.org/wordprocessingml/2006/main" xmlns:w14="http://schemas.microsoft.com/office/word/2010/wordml" xmlns:w15="http://schemas.microsoft.com/office/word/2012/wordml" xmlns:w16cex="http://schemas.microsoft.com/office/word/2018/wordml/cex" xmlns:w16cid="http://schemas.microsoft.com/office/word/2016/wordml/cid" xmlns:w16="http://schemas.microsoft.com/office/word/2018/wordml" xmlns:w16se="http://schemas.microsoft.com/office/word/2015/wordml/symex" xmlns:wpg="http://schemas.microsoft.com/office/word/2010/wordprocessingGroup" xmlns:wpi="http://schemas.microsoft.com/office/word/2010/wordprocessingInk" xmlns:wne="http://schemas.microsoft.com/office/word/2006/wordml" xmlns:wps="http://schemas.microsoft.com/office/word/2010/wordprocessingShape" mc:Ignorable="w14 w15 w16se w16cid w16 w16cex wp14">
   <w:body>
     <w:p>
       <w:pPr>
@@ -139,6 +139,7 @@
                   <w14:uncheckedState w14:val="2610" w14:font="MS Gothic"/>
                 </w14:checkbox>
               </w:sdtPr>
+              <w:sdtEndPr/>
               <w:sdtContent>
                 <w:r>
                   <w:rPr>
@@ -188,6 +189,7 @@
                   <w14:uncheckedState w14:val="2610" w14:font="MS Gothic"/>
                 </w14:checkbox>
               </w:sdtPr>
+              <w:sdtEndPr/>
               <w:sdtContent>
                 <w:r>
                   <w:rPr>
@@ -237,6 +239,7 @@
                   <w14:uncheckedState w14:val="2610" w14:font="MS Gothic"/>
                 </w14:checkbox>
               </w:sdtPr>
+              <w:sdtEndPr/>
               <w:sdtContent>
                 <w:r>
                   <w:rPr>
@@ -286,6 +289,7 @@
                   <w14:uncheckedState w14:val="2610" w14:font="MS Gothic"/>
                 </w14:checkbox>
               </w:sdtPr>
+              <w:sdtEndPr/>
               <w:sdtContent>
                 <w:r>
                   <w:rPr>
@@ -337,6 +341,7 @@
                   <w14:uncheckedState w14:val="2610" w14:font="MS Gothic"/>
                 </w14:checkbox>
               </w:sdtPr>
+              <w:sdtEndPr/>
               <w:sdtContent>
                 <w:r>
                   <w:rPr>
@@ -388,6 +393,7 @@
                   <w14:uncheckedState w14:val="2610" w14:font="MS Gothic"/>
                 </w14:checkbox>
               </w:sdtPr>
+              <w:sdtEndPr/>
               <w:sdtContent>
                 <w:r>
                   <w:rPr>
@@ -542,11 +548,6 @@
               <w:spacing w:line="240" w:lineRule="auto"/>
             </w:pPr>
           </w:p>
-          <w:p>
-            <w:pPr>
-              <w:spacing w:line="240" w:lineRule="auto"/>
-            </w:pPr>
-          </w:p>
         </w:tc>
       </w:tr>
     </w:tbl>
@@ -595,1122 +596,72 @@
     <w:p>
       <w:r>
         <w:rPr>
-          <w:noProof/>
+          <w:rFonts w:ascii="Calibri" w:eastAsia="Calibri" w:hAnsi="Calibri" w:cs="Calibri"/>
+          <w:color w:val="00000A"/>
         </w:rPr>
-        <mc:AlternateContent>
-          <mc:Choice Requires="wpg">
-            <w:drawing>
-              <wp:anchor distT="114300" distB="114300" distL="114300" distR="114300" simplePos="0" relativeHeight="2" behindDoc="0" locked="0" layoutInCell="1" allowOverlap="1" wp14:anchorId="6D4F5685" wp14:editId="17B726C1">
-                <wp:simplePos x="0" y="0"/>
-                <wp:positionH relativeFrom="column">
-                  <wp:posOffset>4572000</wp:posOffset>
-                </wp:positionH>
-                <wp:positionV relativeFrom="paragraph">
-                  <wp:posOffset>25400</wp:posOffset>
-                </wp:positionV>
-                <wp:extent cx="1274445" cy="1719580"/>
-                <wp:effectExtent l="0" t="0" r="0" b="0"/>
-                <wp:wrapSquare wrapText="bothSides"/>
-                <wp:docPr id="1" name="Image1"/>
-                <wp:cNvGraphicFramePr/>
-                <a:graphic xmlns:a="http://schemas.openxmlformats.org/drawingml/2006/main">
-                  <a:graphicData uri="http://schemas.microsoft.com/office/word/2010/wordprocessingGroup">
-                    <wpg:wgp>
-                      <wpg:cNvGrpSpPr/>
-                      <wpg:grpSpPr>
-                        <a:xfrm>
-                          <a:off x="0" y="0"/>
-                          <a:ext cx="1273680" cy="1719000"/>
-                          <a:chOff x="0" y="0"/>
-                          <a:chExt cx="0" cy="0"/>
-                        </a:xfrm>
-                      </wpg:grpSpPr>
-                      <wpg:grpSp>
-                        <wpg:cNvPr id="2" name="Group 2"/>
-                        <wpg:cNvGrpSpPr/>
-                        <wpg:grpSpPr>
-                          <a:xfrm>
-                            <a:off x="0" y="0"/>
-                            <a:ext cx="1273680" cy="1719000"/>
-                            <a:chOff x="0" y="0"/>
-                            <a:chExt cx="0" cy="0"/>
-                          </a:xfrm>
-                        </wpg:grpSpPr>
-                        <wps:wsp>
-                          <wps:cNvPr id="3" name="Rectangle 3"/>
-                          <wps:cNvSpPr/>
-                          <wps:spPr>
-                            <a:xfrm>
-                              <a:off x="0" y="0"/>
-                              <a:ext cx="1273680" cy="1717200"/>
-                            </a:xfrm>
-                            <a:prstGeom prst="rect">
-                              <a:avLst/>
-                            </a:prstGeom>
-                            <a:noFill/>
-                            <a:ln>
-                              <a:noFill/>
-                            </a:ln>
-                          </wps:spPr>
-                          <wps:style>
-                            <a:lnRef idx="0">
-                              <a:scrgbClr r="0" g="0" b="0"/>
-                            </a:lnRef>
-                            <a:fillRef idx="0">
-                              <a:scrgbClr r="0" g="0" b="0"/>
-                            </a:fillRef>
-                            <a:effectRef idx="0">
-                              <a:scrgbClr r="0" g="0" b="0"/>
-                            </a:effectRef>
-                            <a:fontRef idx="minor"/>
-                          </wps:style>
-                          <wps:bodyPr/>
-                        </wps:wsp>
-                        <wps:wsp>
-                          <wps:cNvPr id="4" name="Rectangle 4"/>
-                          <wps:cNvSpPr/>
-                          <wps:spPr>
-                            <a:xfrm>
-                              <a:off x="41760" y="0"/>
-                              <a:ext cx="371520" cy="369000"/>
-                            </a:xfrm>
-                            <a:prstGeom prst="rect">
-                              <a:avLst/>
-                            </a:prstGeom>
-                            <a:solidFill>
-                              <a:srgbClr val="1155CC"/>
-                            </a:solidFill>
-                            <a:ln>
-                              <a:noFill/>
-                            </a:ln>
-                          </wps:spPr>
-                          <wps:style>
-                            <a:lnRef idx="0">
-                              <a:scrgbClr r="0" g="0" b="0"/>
-                            </a:lnRef>
-                            <a:fillRef idx="0">
-                              <a:scrgbClr r="0" g="0" b="0"/>
-                            </a:fillRef>
-                            <a:effectRef idx="0">
-                              <a:scrgbClr r="0" g="0" b="0"/>
-                            </a:effectRef>
-                            <a:fontRef idx="minor"/>
-                          </wps:style>
-                          <wps:bodyPr/>
-                        </wps:wsp>
-                        <wps:wsp>
-                          <wps:cNvPr id="5" name="Rectangle 5"/>
-                          <wps:cNvSpPr/>
-                          <wps:spPr>
-                            <a:xfrm>
-                              <a:off x="461160" y="0"/>
-                              <a:ext cx="370080" cy="369000"/>
-                            </a:xfrm>
-                            <a:prstGeom prst="rect">
-                              <a:avLst/>
-                            </a:prstGeom>
-                            <a:solidFill>
-                              <a:srgbClr val="1155CC"/>
-                            </a:solidFill>
-                            <a:ln>
-                              <a:noFill/>
-                            </a:ln>
-                          </wps:spPr>
-                          <wps:style>
-                            <a:lnRef idx="0">
-                              <a:scrgbClr r="0" g="0" b="0"/>
-                            </a:lnRef>
-                            <a:fillRef idx="0">
-                              <a:scrgbClr r="0" g="0" b="0"/>
-                            </a:fillRef>
-                            <a:effectRef idx="0">
-                              <a:scrgbClr r="0" g="0" b="0"/>
-                            </a:effectRef>
-                            <a:fontRef idx="minor"/>
-                          </wps:style>
-                          <wps:bodyPr/>
-                        </wps:wsp>
-                        <wps:wsp>
-                          <wps:cNvPr id="6" name="Oval 6"/>
-                          <wps:cNvSpPr/>
-                          <wps:spPr>
-                            <a:xfrm>
-                              <a:off x="879480" y="0"/>
-                              <a:ext cx="371520" cy="369000"/>
-                            </a:xfrm>
-                            <a:prstGeom prst="ellipse">
-                              <a:avLst/>
-                            </a:prstGeom>
-                            <a:solidFill>
-                              <a:srgbClr val="CC0000"/>
-                            </a:solidFill>
-                            <a:ln>
-                              <a:noFill/>
-                            </a:ln>
-                          </wps:spPr>
-                          <wps:style>
-                            <a:lnRef idx="0">
-                              <a:scrgbClr r="0" g="0" b="0"/>
-                            </a:lnRef>
-                            <a:fillRef idx="0">
-                              <a:scrgbClr r="0" g="0" b="0"/>
-                            </a:fillRef>
-                            <a:effectRef idx="0">
-                              <a:scrgbClr r="0" g="0" b="0"/>
-                            </a:effectRef>
-                            <a:fontRef idx="minor"/>
-                          </wps:style>
-                          <wps:bodyPr/>
-                        </wps:wsp>
-                        <wps:wsp>
-                          <wps:cNvPr id="7" name="Rectangle 7"/>
-                          <wps:cNvSpPr/>
-                          <wps:spPr>
-                            <a:xfrm>
-                              <a:off x="454680" y="443160"/>
-                              <a:ext cx="370080" cy="369000"/>
-                            </a:xfrm>
-                            <a:prstGeom prst="rect">
-                              <a:avLst/>
-                            </a:prstGeom>
-                            <a:solidFill>
-                              <a:srgbClr val="1155CC"/>
-                            </a:solidFill>
-                            <a:ln>
-                              <a:noFill/>
-                            </a:ln>
-                          </wps:spPr>
-                          <wps:style>
-                            <a:lnRef idx="0">
-                              <a:scrgbClr r="0" g="0" b="0"/>
-                            </a:lnRef>
-                            <a:fillRef idx="0">
-                              <a:scrgbClr r="0" g="0" b="0"/>
-                            </a:fillRef>
-                            <a:effectRef idx="0">
-                              <a:scrgbClr r="0" g="0" b="0"/>
-                            </a:effectRef>
-                            <a:fontRef idx="minor"/>
-                          </wps:style>
-                          <wps:bodyPr/>
-                        </wps:wsp>
-                        <wps:wsp>
-                          <wps:cNvPr id="8" name="Rectangle 8"/>
-                          <wps:cNvSpPr/>
-                          <wps:spPr>
-                            <a:xfrm>
-                              <a:off x="879480" y="443160"/>
-                              <a:ext cx="371520" cy="369000"/>
-                            </a:xfrm>
-                            <a:prstGeom prst="rect">
-                              <a:avLst/>
-                            </a:prstGeom>
-                            <a:solidFill>
-                              <a:srgbClr val="1155CC"/>
-                            </a:solidFill>
-                            <a:ln>
-                              <a:noFill/>
-                            </a:ln>
-                          </wps:spPr>
-                          <wps:style>
-                            <a:lnRef idx="0">
-                              <a:scrgbClr r="0" g="0" b="0"/>
-                            </a:lnRef>
-                            <a:fillRef idx="0">
-                              <a:scrgbClr r="0" g="0" b="0"/>
-                            </a:fillRef>
-                            <a:effectRef idx="0">
-                              <a:scrgbClr r="0" g="0" b="0"/>
-                            </a:effectRef>
-                            <a:fontRef idx="minor"/>
-                          </wps:style>
-                          <wps:bodyPr/>
-                        </wps:wsp>
-                        <wps:wsp>
-                          <wps:cNvPr id="9" name="Oval 9"/>
-                          <wps:cNvSpPr/>
-                          <wps:spPr>
-                            <a:xfrm>
-                              <a:off x="29160" y="443160"/>
-                              <a:ext cx="371520" cy="369000"/>
-                            </a:xfrm>
-                            <a:prstGeom prst="ellipse">
-                              <a:avLst/>
-                            </a:prstGeom>
-                            <a:solidFill>
-                              <a:srgbClr val="CC0000"/>
-                            </a:solidFill>
-                            <a:ln>
-                              <a:noFill/>
-                            </a:ln>
-                          </wps:spPr>
-                          <wps:style>
-                            <a:lnRef idx="0">
-                              <a:scrgbClr r="0" g="0" b="0"/>
-                            </a:lnRef>
-                            <a:fillRef idx="0">
-                              <a:scrgbClr r="0" g="0" b="0"/>
-                            </a:fillRef>
-                            <a:effectRef idx="0">
-                              <a:scrgbClr r="0" g="0" b="0"/>
-                            </a:effectRef>
-                            <a:fontRef idx="minor"/>
-                          </wps:style>
-                          <wps:bodyPr/>
-                        </wps:wsp>
-                        <wps:wsp>
-                          <wps:cNvPr id="10" name="Isosceles Triangle 10"/>
-                          <wps:cNvSpPr/>
-                          <wps:spPr>
-                            <a:xfrm>
-                              <a:off x="0" y="887760"/>
-                              <a:ext cx="429840" cy="369000"/>
-                            </a:xfrm>
-                            <a:prstGeom prst="triangle">
-                              <a:avLst>
-                                <a:gd name="adj" fmla="val 50000"/>
-                              </a:avLst>
-                            </a:prstGeom>
-                            <a:solidFill>
-                              <a:srgbClr val="38761D"/>
-                            </a:solidFill>
-                            <a:ln>
-                              <a:noFill/>
-                            </a:ln>
-                          </wps:spPr>
-                          <wps:style>
-                            <a:lnRef idx="0">
-                              <a:scrgbClr r="0" g="0" b="0"/>
-                            </a:lnRef>
-                            <a:fillRef idx="0">
-                              <a:scrgbClr r="0" g="0" b="0"/>
-                            </a:fillRef>
-                            <a:effectRef idx="0">
-                              <a:scrgbClr r="0" g="0" b="0"/>
-                            </a:effectRef>
-                            <a:fontRef idx="minor"/>
-                          </wps:style>
-                          <wps:bodyPr/>
-                        </wps:wsp>
-                        <wps:wsp>
-                          <wps:cNvPr id="11" name="Rectangle 11"/>
-                          <wps:cNvSpPr/>
-                          <wps:spPr>
-                            <a:xfrm>
-                              <a:off x="461160" y="887760"/>
-                              <a:ext cx="370080" cy="369000"/>
-                            </a:xfrm>
-                            <a:prstGeom prst="rect">
-                              <a:avLst/>
-                            </a:prstGeom>
-                            <a:solidFill>
-                              <a:srgbClr val="1155CC"/>
-                            </a:solidFill>
-                            <a:ln>
-                              <a:noFill/>
-                            </a:ln>
-                          </wps:spPr>
-                          <wps:style>
-                            <a:lnRef idx="0">
-                              <a:scrgbClr r="0" g="0" b="0"/>
-                            </a:lnRef>
-                            <a:fillRef idx="0">
-                              <a:scrgbClr r="0" g="0" b="0"/>
-                            </a:fillRef>
-                            <a:effectRef idx="0">
-                              <a:scrgbClr r="0" g="0" b="0"/>
-                            </a:effectRef>
-                            <a:fontRef idx="minor"/>
-                          </wps:style>
-                          <wps:bodyPr/>
-                        </wps:wsp>
-                        <wps:wsp>
-                          <wps:cNvPr id="12" name="Oval 12"/>
-                          <wps:cNvSpPr/>
-                          <wps:spPr>
-                            <a:xfrm>
-                              <a:off x="879480" y="888840"/>
-                              <a:ext cx="371520" cy="369000"/>
-                            </a:xfrm>
-                            <a:prstGeom prst="ellipse">
-                              <a:avLst/>
-                            </a:prstGeom>
-                            <a:solidFill>
-                              <a:srgbClr val="CC0000"/>
-                            </a:solidFill>
-                            <a:ln>
-                              <a:noFill/>
-                            </a:ln>
-                          </wps:spPr>
-                          <wps:style>
-                            <a:lnRef idx="0">
-                              <a:scrgbClr r="0" g="0" b="0"/>
-                            </a:lnRef>
-                            <a:fillRef idx="0">
-                              <a:scrgbClr r="0" g="0" b="0"/>
-                            </a:fillRef>
-                            <a:effectRef idx="0">
-                              <a:scrgbClr r="0" g="0" b="0"/>
-                            </a:effectRef>
-                            <a:fontRef idx="minor"/>
-                          </wps:style>
-                          <wps:bodyPr/>
-                        </wps:wsp>
-                        <wps:wsp>
-                          <wps:cNvPr id="13" name="Isosceles Triangle 13"/>
-                          <wps:cNvSpPr/>
-                          <wps:spPr>
-                            <a:xfrm>
-                              <a:off x="437040" y="1331640"/>
-                              <a:ext cx="428760" cy="369000"/>
-                            </a:xfrm>
-                            <a:prstGeom prst="triangle">
-                              <a:avLst>
-                                <a:gd name="adj" fmla="val 50000"/>
-                              </a:avLst>
-                            </a:prstGeom>
-                            <a:solidFill>
-                              <a:srgbClr val="38761D"/>
-                            </a:solidFill>
-                            <a:ln>
-                              <a:noFill/>
-                            </a:ln>
-                          </wps:spPr>
-                          <wps:style>
-                            <a:lnRef idx="0">
-                              <a:scrgbClr r="0" g="0" b="0"/>
-                            </a:lnRef>
-                            <a:fillRef idx="0">
-                              <a:scrgbClr r="0" g="0" b="0"/>
-                            </a:fillRef>
-                            <a:effectRef idx="0">
-                              <a:scrgbClr r="0" g="0" b="0"/>
-                            </a:effectRef>
-                            <a:fontRef idx="minor"/>
-                          </wps:style>
-                          <wps:bodyPr/>
-                        </wps:wsp>
-                        <wps:wsp>
-                          <wps:cNvPr id="14" name="Rectangle 14"/>
-                          <wps:cNvSpPr/>
-                          <wps:spPr>
-                            <a:xfrm>
-                              <a:off x="29160" y="1331640"/>
-                              <a:ext cx="371520" cy="369000"/>
-                            </a:xfrm>
-                            <a:prstGeom prst="rect">
-                              <a:avLst/>
-                            </a:prstGeom>
-                            <a:solidFill>
-                              <a:srgbClr val="1155CC"/>
-                            </a:solidFill>
-                            <a:ln>
-                              <a:noFill/>
-                            </a:ln>
-                          </wps:spPr>
-                          <wps:style>
-                            <a:lnRef idx="0">
-                              <a:scrgbClr r="0" g="0" b="0"/>
-                            </a:lnRef>
-                            <a:fillRef idx="0">
-                              <a:scrgbClr r="0" g="0" b="0"/>
-                            </a:fillRef>
-                            <a:effectRef idx="0">
-                              <a:scrgbClr r="0" g="0" b="0"/>
-                            </a:effectRef>
-                            <a:fontRef idx="minor"/>
-                          </wps:style>
-                          <wps:bodyPr/>
-                        </wps:wsp>
-                        <wps:wsp>
-                          <wps:cNvPr id="15" name="Oval 15"/>
-                          <wps:cNvSpPr/>
-                          <wps:spPr>
-                            <a:xfrm>
-                              <a:off x="900360" y="1331640"/>
-                              <a:ext cx="371520" cy="369000"/>
-                            </a:xfrm>
-                            <a:prstGeom prst="ellipse">
-                              <a:avLst/>
-                            </a:prstGeom>
-                            <a:solidFill>
-                              <a:srgbClr val="CC0000"/>
-                            </a:solidFill>
-                            <a:ln>
-                              <a:noFill/>
-                            </a:ln>
-                          </wps:spPr>
-                          <wps:style>
-                            <a:lnRef idx="0">
-                              <a:scrgbClr r="0" g="0" b="0"/>
-                            </a:lnRef>
-                            <a:fillRef idx="0">
-                              <a:scrgbClr r="0" g="0" b="0"/>
-                            </a:fillRef>
-                            <a:effectRef idx="0">
-                              <a:scrgbClr r="0" g="0" b="0"/>
-                            </a:effectRef>
-                            <a:fontRef idx="minor"/>
-                          </wps:style>
-                          <wps:bodyPr/>
-                        </wps:wsp>
-                        <wps:wsp>
-                          <wps:cNvPr id="16" name="Freeform: Shape 16"/>
-                          <wps:cNvSpPr/>
-                          <wps:spPr>
-                            <a:xfrm>
-                              <a:off x="29160" y="391680"/>
-                              <a:ext cx="374760" cy="720"/>
-                            </a:xfrm>
-                            <a:custGeom>
-                              <a:avLst/>
-                              <a:gdLst/>
-                              <a:ahLst/>
-                              <a:cxnLst/>
-                              <a:rect l="l" t="t" r="r" b="b"/>
-                              <a:pathLst>
-                                <a:path w="21600" h="21600">
-                                  <a:moveTo>
-                                    <a:pt x="0" y="0"/>
-                                  </a:moveTo>
-                                  <a:lnTo>
-                                    <a:pt x="21600" y="21600"/>
-                                  </a:lnTo>
-                                </a:path>
-                              </a:pathLst>
-                            </a:custGeom>
-                            <a:noFill/>
-                            <a:ln w="28440">
-                              <a:solidFill>
-                                <a:srgbClr val="000000"/>
-                              </a:solidFill>
-                              <a:round/>
-                            </a:ln>
-                          </wps:spPr>
-                          <wps:style>
-                            <a:lnRef idx="0">
-                              <a:scrgbClr r="0" g="0" b="0"/>
-                            </a:lnRef>
-                            <a:fillRef idx="0">
-                              <a:scrgbClr r="0" g="0" b="0"/>
-                            </a:fillRef>
-                            <a:effectRef idx="0">
-                              <a:scrgbClr r="0" g="0" b="0"/>
-                            </a:effectRef>
-                            <a:fontRef idx="minor"/>
-                          </wps:style>
-                          <wps:bodyPr/>
-                        </wps:wsp>
-                        <wps:wsp>
-                          <wps:cNvPr id="17" name="Freeform: Shape 17"/>
-                          <wps:cNvSpPr/>
-                          <wps:spPr>
-                            <a:xfrm>
-                              <a:off x="448920" y="391680"/>
-                              <a:ext cx="373320" cy="720"/>
-                            </a:xfrm>
-                            <a:custGeom>
-                              <a:avLst/>
-                              <a:gdLst/>
-                              <a:ahLst/>
-                              <a:cxnLst/>
-                              <a:rect l="l" t="t" r="r" b="b"/>
-                              <a:pathLst>
-                                <a:path w="21600" h="21600">
-                                  <a:moveTo>
-                                    <a:pt x="0" y="0"/>
-                                  </a:moveTo>
-                                  <a:lnTo>
-                                    <a:pt x="21600" y="21600"/>
-                                  </a:lnTo>
-                                </a:path>
-                              </a:pathLst>
-                            </a:custGeom>
-                            <a:noFill/>
-                            <a:ln w="28440">
-                              <a:solidFill>
-                                <a:srgbClr val="000000"/>
-                              </a:solidFill>
-                              <a:round/>
-                            </a:ln>
-                          </wps:spPr>
-                          <wps:style>
-                            <a:lnRef idx="0">
-                              <a:scrgbClr r="0" g="0" b="0"/>
-                            </a:lnRef>
-                            <a:fillRef idx="0">
-                              <a:scrgbClr r="0" g="0" b="0"/>
-                            </a:fillRef>
-                            <a:effectRef idx="0">
-                              <a:scrgbClr r="0" g="0" b="0"/>
-                            </a:effectRef>
-                            <a:fontRef idx="minor"/>
-                          </wps:style>
-                          <wps:bodyPr/>
-                        </wps:wsp>
-                        <wps:wsp>
-                          <wps:cNvPr id="18" name="Freeform: Shape 18"/>
-                          <wps:cNvSpPr/>
-                          <wps:spPr>
-                            <a:xfrm>
-                              <a:off x="867240" y="391680"/>
-                              <a:ext cx="374760" cy="720"/>
-                            </a:xfrm>
-                            <a:custGeom>
-                              <a:avLst/>
-                              <a:gdLst/>
-                              <a:ahLst/>
-                              <a:cxnLst/>
-                              <a:rect l="l" t="t" r="r" b="b"/>
-                              <a:pathLst>
-                                <a:path w="21600" h="21600">
-                                  <a:moveTo>
-                                    <a:pt x="0" y="0"/>
-                                  </a:moveTo>
-                                  <a:lnTo>
-                                    <a:pt x="21600" y="21600"/>
-                                  </a:lnTo>
-                                </a:path>
-                              </a:pathLst>
-                            </a:custGeom>
-                            <a:noFill/>
-                            <a:ln w="28440">
-                              <a:solidFill>
-                                <a:srgbClr val="000000"/>
-                              </a:solidFill>
-                              <a:round/>
-                            </a:ln>
-                          </wps:spPr>
-                          <wps:style>
-                            <a:lnRef idx="0">
-                              <a:scrgbClr r="0" g="0" b="0"/>
-                            </a:lnRef>
-                            <a:fillRef idx="0">
-                              <a:scrgbClr r="0" g="0" b="0"/>
-                            </a:fillRef>
-                            <a:effectRef idx="0">
-                              <a:scrgbClr r="0" g="0" b="0"/>
-                            </a:effectRef>
-                            <a:fontRef idx="minor"/>
-                          </wps:style>
-                          <wps:bodyPr/>
-                        </wps:wsp>
-                        <wps:wsp>
-                          <wps:cNvPr id="19" name="Freeform: Shape 19"/>
-                          <wps:cNvSpPr/>
-                          <wps:spPr>
-                            <a:xfrm>
-                              <a:off x="39960" y="835560"/>
-                              <a:ext cx="374760" cy="720"/>
-                            </a:xfrm>
-                            <a:custGeom>
-                              <a:avLst/>
-                              <a:gdLst/>
-                              <a:ahLst/>
-                              <a:cxnLst/>
-                              <a:rect l="l" t="t" r="r" b="b"/>
-                              <a:pathLst>
-                                <a:path w="21600" h="21600">
-                                  <a:moveTo>
-                                    <a:pt x="0" y="0"/>
-                                  </a:moveTo>
-                                  <a:lnTo>
-                                    <a:pt x="21600" y="21600"/>
-                                  </a:lnTo>
-                                </a:path>
-                              </a:pathLst>
-                            </a:custGeom>
-                            <a:noFill/>
-                            <a:ln w="28440">
-                              <a:solidFill>
-                                <a:srgbClr val="000000"/>
-                              </a:solidFill>
-                              <a:round/>
-                            </a:ln>
-                          </wps:spPr>
-                          <wps:style>
-                            <a:lnRef idx="0">
-                              <a:scrgbClr r="0" g="0" b="0"/>
-                            </a:lnRef>
-                            <a:fillRef idx="0">
-                              <a:scrgbClr r="0" g="0" b="0"/>
-                            </a:fillRef>
-                            <a:effectRef idx="0">
-                              <a:scrgbClr r="0" g="0" b="0"/>
-                            </a:effectRef>
-                            <a:fontRef idx="minor"/>
-                          </wps:style>
-                          <wps:bodyPr/>
-                        </wps:wsp>
-                        <wps:wsp>
-                          <wps:cNvPr id="20" name="Freeform: Shape 20"/>
-                          <wps:cNvSpPr/>
-                          <wps:spPr>
-                            <a:xfrm>
-                              <a:off x="459720" y="835560"/>
-                              <a:ext cx="373320" cy="720"/>
-                            </a:xfrm>
-                            <a:custGeom>
-                              <a:avLst/>
-                              <a:gdLst/>
-                              <a:ahLst/>
-                              <a:cxnLst/>
-                              <a:rect l="l" t="t" r="r" b="b"/>
-                              <a:pathLst>
-                                <a:path w="21600" h="21600">
-                                  <a:moveTo>
-                                    <a:pt x="0" y="0"/>
-                                  </a:moveTo>
-                                  <a:lnTo>
-                                    <a:pt x="21600" y="21600"/>
-                                  </a:lnTo>
-                                </a:path>
-                              </a:pathLst>
-                            </a:custGeom>
-                            <a:noFill/>
-                            <a:ln w="28440">
-                              <a:solidFill>
-                                <a:srgbClr val="000000"/>
-                              </a:solidFill>
-                              <a:round/>
-                            </a:ln>
-                          </wps:spPr>
-                          <wps:style>
-                            <a:lnRef idx="0">
-                              <a:scrgbClr r="0" g="0" b="0"/>
-                            </a:lnRef>
-                            <a:fillRef idx="0">
-                              <a:scrgbClr r="0" g="0" b="0"/>
-                            </a:fillRef>
-                            <a:effectRef idx="0">
-                              <a:scrgbClr r="0" g="0" b="0"/>
-                            </a:effectRef>
-                            <a:fontRef idx="minor"/>
-                          </wps:style>
-                          <wps:bodyPr/>
-                        </wps:wsp>
-                        <wps:wsp>
-                          <wps:cNvPr id="21" name="Freeform: Shape 21"/>
-                          <wps:cNvSpPr/>
-                          <wps:spPr>
-                            <a:xfrm>
-                              <a:off x="878040" y="835560"/>
-                              <a:ext cx="374760" cy="720"/>
-                            </a:xfrm>
-                            <a:custGeom>
-                              <a:avLst/>
-                              <a:gdLst/>
-                              <a:ahLst/>
-                              <a:cxnLst/>
-                              <a:rect l="l" t="t" r="r" b="b"/>
-                              <a:pathLst>
-                                <a:path w="21600" h="21600">
-                                  <a:moveTo>
-                                    <a:pt x="0" y="0"/>
-                                  </a:moveTo>
-                                  <a:lnTo>
-                                    <a:pt x="21600" y="21600"/>
-                                  </a:lnTo>
-                                </a:path>
-                              </a:pathLst>
-                            </a:custGeom>
-                            <a:noFill/>
-                            <a:ln w="28440">
-                              <a:solidFill>
-                                <a:srgbClr val="000000"/>
-                              </a:solidFill>
-                              <a:round/>
-                            </a:ln>
-                          </wps:spPr>
-                          <wps:style>
-                            <a:lnRef idx="0">
-                              <a:scrgbClr r="0" g="0" b="0"/>
-                            </a:lnRef>
-                            <a:fillRef idx="0">
-                              <a:scrgbClr r="0" g="0" b="0"/>
-                            </a:fillRef>
-                            <a:effectRef idx="0">
-                              <a:scrgbClr r="0" g="0" b="0"/>
-                            </a:effectRef>
-                            <a:fontRef idx="minor"/>
-                          </wps:style>
-                          <wps:bodyPr/>
-                        </wps:wsp>
-                        <wps:wsp>
-                          <wps:cNvPr id="22" name="Freeform: Shape 22"/>
-                          <wps:cNvSpPr/>
-                          <wps:spPr>
-                            <a:xfrm>
-                              <a:off x="29160" y="1278360"/>
-                              <a:ext cx="374760" cy="720"/>
-                            </a:xfrm>
-                            <a:custGeom>
-                              <a:avLst/>
-                              <a:gdLst/>
-                              <a:ahLst/>
-                              <a:cxnLst/>
-                              <a:rect l="l" t="t" r="r" b="b"/>
-                              <a:pathLst>
-                                <a:path w="21600" h="21600">
-                                  <a:moveTo>
-                                    <a:pt x="0" y="0"/>
-                                  </a:moveTo>
-                                  <a:lnTo>
-                                    <a:pt x="21600" y="21600"/>
-                                  </a:lnTo>
-                                </a:path>
-                              </a:pathLst>
-                            </a:custGeom>
-                            <a:noFill/>
-                            <a:ln w="28440">
-                              <a:solidFill>
-                                <a:srgbClr val="000000"/>
-                              </a:solidFill>
-                              <a:round/>
-                            </a:ln>
-                          </wps:spPr>
-                          <wps:style>
-                            <a:lnRef idx="0">
-                              <a:scrgbClr r="0" g="0" b="0"/>
-                            </a:lnRef>
-                            <a:fillRef idx="0">
-                              <a:scrgbClr r="0" g="0" b="0"/>
-                            </a:fillRef>
-                            <a:effectRef idx="0">
-                              <a:scrgbClr r="0" g="0" b="0"/>
-                            </a:effectRef>
-                            <a:fontRef idx="minor"/>
-                          </wps:style>
-                          <wps:bodyPr/>
-                        </wps:wsp>
-                        <wps:wsp>
-                          <wps:cNvPr id="23" name="Freeform: Shape 23"/>
-                          <wps:cNvSpPr/>
-                          <wps:spPr>
-                            <a:xfrm>
-                              <a:off x="448920" y="1278360"/>
-                              <a:ext cx="373320" cy="720"/>
-                            </a:xfrm>
-                            <a:custGeom>
-                              <a:avLst/>
-                              <a:gdLst/>
-                              <a:ahLst/>
-                              <a:cxnLst/>
-                              <a:rect l="l" t="t" r="r" b="b"/>
-                              <a:pathLst>
-                                <a:path w="21600" h="21600">
-                                  <a:moveTo>
-                                    <a:pt x="0" y="0"/>
-                                  </a:moveTo>
-                                  <a:lnTo>
-                                    <a:pt x="21600" y="21600"/>
-                                  </a:lnTo>
-                                </a:path>
-                              </a:pathLst>
-                            </a:custGeom>
-                            <a:noFill/>
-                            <a:ln w="28440">
-                              <a:solidFill>
-                                <a:srgbClr val="000000"/>
-                              </a:solidFill>
-                              <a:round/>
-                            </a:ln>
-                          </wps:spPr>
-                          <wps:style>
-                            <a:lnRef idx="0">
-                              <a:scrgbClr r="0" g="0" b="0"/>
-                            </a:lnRef>
-                            <a:fillRef idx="0">
-                              <a:scrgbClr r="0" g="0" b="0"/>
-                            </a:fillRef>
-                            <a:effectRef idx="0">
-                              <a:scrgbClr r="0" g="0" b="0"/>
-                            </a:effectRef>
-                            <a:fontRef idx="minor"/>
-                          </wps:style>
-                          <wps:bodyPr/>
-                        </wps:wsp>
-                        <wps:wsp>
-                          <wps:cNvPr id="24" name="Freeform: Shape 24"/>
-                          <wps:cNvSpPr/>
-                          <wps:spPr>
-                            <a:xfrm>
-                              <a:off x="867240" y="1278360"/>
-                              <a:ext cx="374760" cy="720"/>
-                            </a:xfrm>
-                            <a:custGeom>
-                              <a:avLst/>
-                              <a:gdLst/>
-                              <a:ahLst/>
-                              <a:cxnLst/>
-                              <a:rect l="l" t="t" r="r" b="b"/>
-                              <a:pathLst>
-                                <a:path w="21600" h="21600">
-                                  <a:moveTo>
-                                    <a:pt x="0" y="0"/>
-                                  </a:moveTo>
-                                  <a:lnTo>
-                                    <a:pt x="21600" y="21600"/>
-                                  </a:lnTo>
-                                </a:path>
-                              </a:pathLst>
-                            </a:custGeom>
-                            <a:noFill/>
-                            <a:ln w="28440">
-                              <a:solidFill>
-                                <a:srgbClr val="000000"/>
-                              </a:solidFill>
-                              <a:round/>
-                            </a:ln>
-                          </wps:spPr>
-                          <wps:style>
-                            <a:lnRef idx="0">
-                              <a:scrgbClr r="0" g="0" b="0"/>
-                            </a:lnRef>
-                            <a:fillRef idx="0">
-                              <a:scrgbClr r="0" g="0" b="0"/>
-                            </a:fillRef>
-                            <a:effectRef idx="0">
-                              <a:scrgbClr r="0" g="0" b="0"/>
-                            </a:effectRef>
-                            <a:fontRef idx="minor"/>
-                          </wps:style>
-                          <wps:bodyPr/>
-                        </wps:wsp>
-                        <wps:wsp>
-                          <wps:cNvPr id="25" name="Freeform: Shape 25"/>
-                          <wps:cNvSpPr/>
-                          <wps:spPr>
-                            <a:xfrm>
-                              <a:off x="29160" y="1718280"/>
-                              <a:ext cx="374760" cy="720"/>
-                            </a:xfrm>
-                            <a:custGeom>
-                              <a:avLst/>
-                              <a:gdLst/>
-                              <a:ahLst/>
-                              <a:cxnLst/>
-                              <a:rect l="l" t="t" r="r" b="b"/>
-                              <a:pathLst>
-                                <a:path w="21600" h="21600">
-                                  <a:moveTo>
-                                    <a:pt x="0" y="0"/>
-                                  </a:moveTo>
-                                  <a:lnTo>
-                                    <a:pt x="21600" y="21600"/>
-                                  </a:lnTo>
-                                </a:path>
-                              </a:pathLst>
-                            </a:custGeom>
-                            <a:noFill/>
-                            <a:ln w="28440">
-                              <a:solidFill>
-                                <a:srgbClr val="000000"/>
-                              </a:solidFill>
-                              <a:round/>
-                            </a:ln>
-                          </wps:spPr>
-                          <wps:style>
-                            <a:lnRef idx="0">
-                              <a:scrgbClr r="0" g="0" b="0"/>
-                            </a:lnRef>
-                            <a:fillRef idx="0">
-                              <a:scrgbClr r="0" g="0" b="0"/>
-                            </a:fillRef>
-                            <a:effectRef idx="0">
-                              <a:scrgbClr r="0" g="0" b="0"/>
-                            </a:effectRef>
-                            <a:fontRef idx="minor"/>
-                          </wps:style>
-                          <wps:bodyPr/>
-                        </wps:wsp>
-                        <wps:wsp>
-                          <wps:cNvPr id="26" name="Freeform: Shape 26"/>
-                          <wps:cNvSpPr/>
-                          <wps:spPr>
-                            <a:xfrm>
-                              <a:off x="448920" y="1718280"/>
-                              <a:ext cx="373320" cy="720"/>
-                            </a:xfrm>
-                            <a:custGeom>
-                              <a:avLst/>
-                              <a:gdLst/>
-                              <a:ahLst/>
-                              <a:cxnLst/>
-                              <a:rect l="l" t="t" r="r" b="b"/>
-                              <a:pathLst>
-                                <a:path w="21600" h="21600">
-                                  <a:moveTo>
-                                    <a:pt x="0" y="0"/>
-                                  </a:moveTo>
-                                  <a:lnTo>
-                                    <a:pt x="21600" y="21600"/>
-                                  </a:lnTo>
-                                </a:path>
-                              </a:pathLst>
-                            </a:custGeom>
-                            <a:noFill/>
-                            <a:ln w="28440">
-                              <a:solidFill>
-                                <a:srgbClr val="000000"/>
-                              </a:solidFill>
-                              <a:round/>
-                            </a:ln>
-                          </wps:spPr>
-                          <wps:style>
-                            <a:lnRef idx="0">
-                              <a:scrgbClr r="0" g="0" b="0"/>
-                            </a:lnRef>
-                            <a:fillRef idx="0">
-                              <a:scrgbClr r="0" g="0" b="0"/>
-                            </a:fillRef>
-                            <a:effectRef idx="0">
-                              <a:scrgbClr r="0" g="0" b="0"/>
-                            </a:effectRef>
-                            <a:fontRef idx="minor"/>
-                          </wps:style>
-                          <wps:bodyPr/>
-                        </wps:wsp>
-                        <wps:wsp>
-                          <wps:cNvPr id="27" name="Freeform: Shape 27"/>
-                          <wps:cNvSpPr/>
-                          <wps:spPr>
-                            <a:xfrm>
-                              <a:off x="898560" y="1718280"/>
-                              <a:ext cx="374760" cy="720"/>
-                            </a:xfrm>
-                            <a:custGeom>
-                              <a:avLst/>
-                              <a:gdLst/>
-                              <a:ahLst/>
-                              <a:cxnLst/>
-                              <a:rect l="l" t="t" r="r" b="b"/>
-                              <a:pathLst>
-                                <a:path w="21600" h="21600">
-                                  <a:moveTo>
-                                    <a:pt x="0" y="0"/>
-                                  </a:moveTo>
-                                  <a:lnTo>
-                                    <a:pt x="21600" y="21600"/>
-                                  </a:lnTo>
-                                </a:path>
-                              </a:pathLst>
-                            </a:custGeom>
-                            <a:noFill/>
-                            <a:ln w="28440">
-                              <a:solidFill>
-                                <a:srgbClr val="000000"/>
-                              </a:solidFill>
-                              <a:round/>
-                            </a:ln>
-                          </wps:spPr>
-                          <wps:style>
-                            <a:lnRef idx="0">
-                              <a:scrgbClr r="0" g="0" b="0"/>
-                            </a:lnRef>
-                            <a:fillRef idx="0">
-                              <a:scrgbClr r="0" g="0" b="0"/>
-                            </a:fillRef>
-                            <a:effectRef idx="0">
-                              <a:scrgbClr r="0" g="0" b="0"/>
-                            </a:effectRef>
-                            <a:fontRef idx="minor"/>
-                          </wps:style>
-                          <wps:bodyPr/>
-                        </wps:wsp>
-                      </wpg:grpSp>
-                    </wpg:wgp>
-                  </a:graphicData>
-                </a:graphic>
-              </wp:anchor>
-            </w:drawing>
-          </mc:Choice>
-          <mc:Fallback>
-            <w:pict>
-              <v:group id="shape_0" alt="Image1" style="position:absolute;margin-left:360pt;margin-top:2pt;width:100.3pt;height:135.35pt" coordorigin="7200,40" coordsize="2006,2707">
-                <v:group id="shape_0" style="position:absolute;left:7200;top:40;width:2006;height:2707">
-                  <v:rect id="shape_0" stroked="f" style="position:absolute;left:7200;top:40;width:2005;height:2703">
-                    <w10:wrap type="none"/>
-                    <v:fill o:detectmouseclick="t" on="false"/>
-                    <v:stroke color="#3465a4" joinstyle="round" endcap="flat"/>
-                  </v:rect>
-                  <v:rect id="shape_0" fillcolor="#1155cc" stroked="f" style="position:absolute;left:7266;top:40;width:584;height:580">
-                    <w10:wrap type="none"/>
-                    <v:fill o:detectmouseclick="t" type="solid" color2="#eeaa33"/>
-                    <v:stroke color="#3465a4" joinstyle="round" endcap="flat"/>
-                  </v:rect>
-                  <v:rect id="shape_0" fillcolor="#1155cc" stroked="f" style="position:absolute;left:7926;top:40;width:582;height:580">
-                    <w10:wrap type="none"/>
-                    <v:fill o:detectmouseclick="t" type="solid" color2="#eeaa33"/>
-                    <v:stroke color="#3465a4" joinstyle="round" endcap="flat"/>
-                  </v:rect>
-                  <v:oval id="shape_0" fillcolor="#cc0000" stroked="f" style="position:absolute;left:8585;top:40;width:584;height:580">
-                    <w10:wrap type="none"/>
-                    <v:fill o:detectmouseclick="t" type="solid" color2="#33ffff"/>
-                    <v:stroke color="#3465a4" joinstyle="round" endcap="flat"/>
-                  </v:oval>
-                  <v:rect id="shape_0" fillcolor="#1155cc" stroked="f" style="position:absolute;left:7916;top:738;width:582;height:580">
-                    <w10:wrap type="none"/>
-                    <v:fill o:detectmouseclick="t" type="solid" color2="#eeaa33"/>
-                    <v:stroke color="#3465a4" joinstyle="round" endcap="flat"/>
-                  </v:rect>
-                  <v:rect id="shape_0" fillcolor="#1155cc" stroked="f" style="position:absolute;left:8585;top:738;width:584;height:580">
-                    <w10:wrap type="none"/>
-                    <v:fill o:detectmouseclick="t" type="solid" color2="#eeaa33"/>
-                    <v:stroke color="#3465a4" joinstyle="round" endcap="flat"/>
-                  </v:rect>
-                  <v:oval id="shape_0" fillcolor="#cc0000" stroked="f" style="position:absolute;left:7246;top:738;width:584;height:580">
-                    <w10:wrap type="none"/>
-                    <v:fill o:detectmouseclick="t" type="solid" color2="#33ffff"/>
-                    <v:stroke color="#3465a4" joinstyle="round" endcap="flat"/>
-                  </v:oval>
-                  <v:shapetype id="shapetype_5" coordsize="21600,21600" o:spt="5" adj="10800" path="m,21600l@0,l21600,21600xe">
-                    <v:stroke joinstyle="miter"/>
-                    <v:formulas>
-                      <v:f eqn="val #0"/>
-                      <v:f eqn="prod 1 @0 2"/>
-                      <v:f eqn="sum @1 10800 0"/>
-                    </v:formulas>
-                    <v:path gradientshapeok="t" o:connecttype="rect" textboxrect="@1,10800,@2,21600"/>
-                    <v:handles>
-                      <v:h position="@0,0"/>
-                    </v:handles>
-                  </v:shapetype>
-                  <v:shape id="shape_0" fillcolor="#38761d" stroked="f" style="position:absolute;left:7200;top:1438;width:676;height:580" type="shapetype_5">
-                    <w10:wrap type="none"/>
-                    <v:fill o:detectmouseclick="t" type="solid" color2="#c789e2"/>
-                    <v:stroke color="#3465a4" joinstyle="round" endcap="flat"/>
-                  </v:shape>
-                  <v:rect id="shape_0" fillcolor="#1155cc" stroked="f" style="position:absolute;left:7926;top:1438;width:582;height:580">
-                    <w10:wrap type="none"/>
-                    <v:fill o:detectmouseclick="t" type="solid" color2="#eeaa33"/>
-                    <v:stroke color="#3465a4" joinstyle="round" endcap="flat"/>
-                  </v:rect>
-                  <v:oval id="shape_0" fillcolor="#cc0000" stroked="f" style="position:absolute;left:8585;top:1440;width:584;height:580">
-                    <w10:wrap type="none"/>
-                    <v:fill o:detectmouseclick="t" type="solid" color2="#33ffff"/>
-                    <v:stroke color="#3465a4" joinstyle="round" endcap="flat"/>
-                  </v:oval>
-                  <v:shape id="shape_0" fillcolor="#38761d" stroked="f" style="position:absolute;left:7888;top:2137;width:674;height:580" type="shapetype_5">
-                    <w10:wrap type="none"/>
-                    <v:fill o:detectmouseclick="t" type="solid" color2="#c789e2"/>
-                    <v:stroke color="#3465a4" joinstyle="round" endcap="flat"/>
-                  </v:shape>
-                  <v:rect id="shape_0" fillcolor="#1155cc" stroked="f" style="position:absolute;left:7246;top:2137;width:584;height:580">
-                    <w10:wrap type="none"/>
-                    <v:fill o:detectmouseclick="t" type="solid" color2="#eeaa33"/>
-                    <v:stroke color="#3465a4" joinstyle="round" endcap="flat"/>
-                  </v:rect>
-                  <v:oval id="shape_0" fillcolor="#cc0000" stroked="f" style="position:absolute;left:8618;top:2137;width:584;height:580">
-                    <w10:wrap type="none"/>
-                    <v:fill o:detectmouseclick="t" type="solid" color2="#33ffff"/>
-                    <v:stroke color="#3465a4" joinstyle="round" endcap="flat"/>
-                  </v:oval>
-                </v:group>
-              </v:group>
-            </w:pict>
-          </mc:Fallback>
-        </mc:AlternateContent>
+        <w:drawing>
+          <wp:anchor distT="0" distB="0" distL="114300" distR="114300" simplePos="0" relativeHeight="251658240" behindDoc="1" locked="0" layoutInCell="1" allowOverlap="1" wp14:anchorId="01E95316" wp14:editId="0EAC35FD">
+            <wp:simplePos x="0" y="0"/>
+            <wp:positionH relativeFrom="column">
+              <wp:posOffset>4800600</wp:posOffset>
+            </wp:positionH>
+            <wp:positionV relativeFrom="paragraph">
+              <wp:posOffset>5715</wp:posOffset>
+            </wp:positionV>
+            <wp:extent cx="1028700" cy="1433830"/>
+            <wp:effectExtent l="0" t="0" r="0" b="0"/>
+            <wp:wrapTight wrapText="bothSides">
+              <wp:wrapPolygon edited="0">
+                <wp:start x="0" y="0"/>
+                <wp:lineTo x="0" y="21236"/>
+                <wp:lineTo x="21200" y="21236"/>
+                <wp:lineTo x="21200" y="0"/>
+                <wp:lineTo x="0" y="0"/>
+              </wp:wrapPolygon>
+            </wp:wrapTight>
+            <wp:docPr id="1" name="Picture 1"/>
+            <wp:cNvGraphicFramePr>
+              <a:graphicFrameLocks xmlns:a="http://schemas.openxmlformats.org/drawingml/2006/main" noChangeAspect="1"/>
+            </wp:cNvGraphicFramePr>
+            <a:graphic xmlns:a="http://schemas.openxmlformats.org/drawingml/2006/main">
+              <a:graphicData uri="http://schemas.openxmlformats.org/drawingml/2006/picture">
+                <pic:pic xmlns:pic="http://schemas.openxmlformats.org/drawingml/2006/picture">
+                  <pic:nvPicPr>
+                    <pic:cNvPr id="1" name=""/>
+                    <pic:cNvPicPr/>
+                  </pic:nvPicPr>
+                  <pic:blipFill>
+                    <a:blip r:embed="rId8">
+                      <a:extLst>
+                        <a:ext uri="{28A0092B-C50C-407E-A947-70E740481C1C}">
+                          <a14:useLocalDpi xmlns:a14="http://schemas.microsoft.com/office/drawing/2010/main" val="0"/>
+                        </a:ext>
+                      </a:extLst>
+                    </a:blip>
+                    <a:stretch>
+                      <a:fillRect/>
+                    </a:stretch>
+                  </pic:blipFill>
+                  <pic:spPr>
+                    <a:xfrm>
+                      <a:off x="0" y="0"/>
+                      <a:ext cx="1028700" cy="1433830"/>
+                    </a:xfrm>
+                    <a:prstGeom prst="rect">
+                      <a:avLst/>
+                    </a:prstGeom>
+                  </pic:spPr>
+                </pic:pic>
+              </a:graphicData>
+            </a:graphic>
+            <wp14:sizeRelH relativeFrom="margin">
+              <wp14:pctWidth>0</wp14:pctWidth>
+            </wp14:sizeRelH>
+            <wp14:sizeRelV relativeFrom="margin">
+              <wp14:pctHeight>0</wp14:pctHeight>
+            </wp14:sizeRelV>
+          </wp:anchor>
+        </w:drawing>
       </w:r>
       <w:r>
         <w:rPr>
@@ -1767,24 +718,6 @@
         </w:rPr>
         <w:t>NOTE: Order matters, so, for example: Circle-Triangle-Square is a different pattern than Square-Circle-Triangle, even though both have one of each shape.</w:t>
       </w:r>
-    </w:p>
-    <w:p>
-      <w:pPr>
-        <w:rPr>
-          <w:rFonts w:ascii="Calibri" w:eastAsia="Calibri" w:hAnsi="Calibri" w:cs="Calibri"/>
-          <w:i/>
-          <w:color w:val="00000A"/>
-        </w:rPr>
-      </w:pPr>
-    </w:p>
-    <w:p>
-      <w:pPr>
-        <w:rPr>
-          <w:rFonts w:ascii="Calibri" w:eastAsia="Calibri" w:hAnsi="Calibri" w:cs="Calibri"/>
-          <w:i/>
-          <w:color w:val="00000A"/>
-        </w:rPr>
-      </w:pPr>
     </w:p>
     <w:p>
       <w:pPr>
@@ -1863,7 +796,7 @@
                           </pic:cNvPicPr>
                         </pic:nvPicPr>
                         <pic:blipFill>
-                          <a:blip r:embed="rId8"/>
+                          <a:blip r:embed="rId9"/>
                           <a:stretch>
                             <a:fillRect/>
                           </a:stretch>
@@ -1913,7 +846,7 @@
                           </pic:cNvPicPr>
                         </pic:nvPicPr>
                         <pic:blipFill>
-                          <a:blip r:embed="rId9"/>
+                          <a:blip r:embed="rId10"/>
                           <a:stretch>
                             <a:fillRect/>
                           </a:stretch>
@@ -1955,7 +888,7 @@
                           </pic:cNvPicPr>
                         </pic:nvPicPr>
                         <pic:blipFill>
-                          <a:blip r:embed="rId10"/>
+                          <a:blip r:embed="rId11"/>
                           <a:stretch>
                             <a:fillRect/>
                           </a:stretch>
@@ -3549,39 +2482,6 @@
               </w:rPr>
             </w:pPr>
           </w:p>
-          <w:p>
-            <w:pPr>
-              <w:spacing w:line="240" w:lineRule="auto"/>
-              <w:rPr>
-                <w:rFonts w:ascii="Calibri" w:eastAsia="Calibri" w:hAnsi="Calibri" w:cs="Calibri"/>
-                <w:i/>
-                <w:sz w:val="24"/>
-                <w:szCs w:val="24"/>
-              </w:rPr>
-            </w:pPr>
-          </w:p>
-          <w:p>
-            <w:pPr>
-              <w:spacing w:line="240" w:lineRule="auto"/>
-              <w:rPr>
-                <w:rFonts w:ascii="Calibri" w:eastAsia="Calibri" w:hAnsi="Calibri" w:cs="Calibri"/>
-                <w:i/>
-                <w:sz w:val="24"/>
-                <w:szCs w:val="24"/>
-              </w:rPr>
-            </w:pPr>
-          </w:p>
-          <w:p>
-            <w:pPr>
-              <w:spacing w:line="240" w:lineRule="auto"/>
-              <w:rPr>
-                <w:rFonts w:ascii="Calibri" w:eastAsia="Calibri" w:hAnsi="Calibri" w:cs="Calibri"/>
-                <w:i/>
-                <w:sz w:val="24"/>
-                <w:szCs w:val="24"/>
-              </w:rPr>
-            </w:pPr>
-          </w:p>
         </w:tc>
       </w:tr>
     </w:tbl>
@@ -3996,7 +2896,21 @@
           <w:rFonts w:ascii="Calibri" w:hAnsi="Calibri"/>
           <w:color w:val="auto"/>
         </w:rPr>
-        <w:t>Submit this portion of the lab to Pluska to receive credit for the lab guide.</w:t>
+        <w:t xml:space="preserve">Submit this portion of the lab to </w:t>
+      </w:r>
+      <w:r>
+        <w:rPr>
+          <w:rFonts w:ascii="Calibri" w:hAnsi="Calibri"/>
+          <w:color w:val="auto"/>
+        </w:rPr>
+        <w:t>Google Classroom</w:t>
+      </w:r>
+      <w:r>
+        <w:rPr>
+          <w:rFonts w:ascii="Calibri" w:hAnsi="Calibri"/>
+          <w:color w:val="auto"/>
+        </w:rPr>
+        <w:t xml:space="preserve"> to receive credit for the lab guide.</w:t>
       </w:r>
     </w:p>
     <w:p>
@@ -4023,10 +2937,12 @@
       </w:pPr>
     </w:p>
     <w:sectPr>
-      <w:headerReference w:type="default" r:id="rId11"/>
-      <w:headerReference w:type="first" r:id="rId12"/>
+      <w:headerReference w:type="default" r:id="rId12"/>
+      <w:footerReference w:type="default" r:id="rId13"/>
+      <w:headerReference w:type="first" r:id="rId14"/>
+      <w:footerReference w:type="first" r:id="rId15"/>
       <w:pgSz w:w="12240" w:h="15840"/>
-      <w:pgMar w:top="630" w:right="1440" w:bottom="777" w:left="1440" w:header="0" w:footer="0" w:gutter="0"/>
+      <w:pgMar w:top="630" w:right="1440" w:bottom="777" w:left="1440" w:header="0" w:footer="405" w:gutter="0"/>
       <w:pgNumType w:start="1"/>
       <w:cols w:space="720"/>
       <w:formProt w:val="0"/>
@@ -4038,7 +2954,7 @@
 </file>
 
 <file path=word/endnotes.xml><?xml version="1.0" encoding="utf-8"?>
-<w:endnotes xmlns:wpc="http://schemas.microsoft.com/office/word/2010/wordprocessingCanvas" xmlns:cx="http://schemas.microsoft.com/office/drawing/2014/chartex" xmlns:cx1="http://schemas.microsoft.com/office/drawing/2015/9/8/chartex" xmlns:cx2="http://schemas.microsoft.com/office/drawing/2015/10/21/chartex" xmlns:cx3="http://schemas.microsoft.com/office/drawing/2016/5/9/chartex" xmlns:cx4="http://schemas.microsoft.com/office/drawing/2016/5/10/chartex" xmlns:cx5="http://schemas.microsoft.com/office/drawing/2016/5/11/chartex" xmlns:cx6="http://schemas.microsoft.com/office/drawing/2016/5/12/chartex" xmlns:cx7="http://schemas.microsoft.com/office/drawing/2016/5/13/chartex" xmlns:cx8="http://schemas.microsoft.com/office/drawing/2016/5/14/chartex" xmlns:mc="http://schemas.openxmlformats.org/markup-compatibility/2006" xmlns:aink="http://schemas.microsoft.com/office/drawing/2016/ink" xmlns:am3d="http://schemas.microsoft.com/office/drawing/2017/model3d" xmlns:o="urn:schemas-microsoft-com:office:office" xmlns:oel="http://schemas.microsoft.com/office/2019/extlst" xmlns:r="http://schemas.openxmlformats.org/officeDocument/2006/relationships" xmlns:m="http://schemas.openxmlformats.org/officeDocument/2006/math" xmlns:v="urn:schemas-microsoft-com:vml" xmlns:wp14="http://schemas.microsoft.com/office/word/2010/wordprocessingDrawing" xmlns:wp="http://schemas.openxmlformats.org/drawingml/2006/wordprocessingDrawing" xmlns:w10="urn:schemas-microsoft-com:office:word" xmlns:w="http://schemas.openxmlformats.org/wordprocessingml/2006/main" xmlns:w14="http://schemas.microsoft.com/office/word/2010/wordml" xmlns:w15="http://schemas.microsoft.com/office/word/2012/wordml" xmlns:w16cex="http://schemas.microsoft.com/office/word/2018/wordml/cex" xmlns:w16cid="http://schemas.microsoft.com/office/word/2016/wordml/cid" xmlns:w16="http://schemas.microsoft.com/office/word/2018/wordml" xmlns:w16sdtdh="http://schemas.microsoft.com/office/word/2020/wordml/sdtdatahash" xmlns:w16se="http://schemas.microsoft.com/office/word/2015/wordml/symex" xmlns:wpg="http://schemas.microsoft.com/office/word/2010/wordprocessingGroup" xmlns:wpi="http://schemas.microsoft.com/office/word/2010/wordprocessingInk" xmlns:wne="http://schemas.microsoft.com/office/word/2006/wordml" xmlns:wps="http://schemas.microsoft.com/office/word/2010/wordprocessingShape" mc:Ignorable="w14 w15 w16se w16cid w16 w16cex w16sdtdh wp14">
+<w:endnotes xmlns:wpc="http://schemas.microsoft.com/office/word/2010/wordprocessingCanvas" xmlns:cx="http://schemas.microsoft.com/office/drawing/2014/chartex" xmlns:cx1="http://schemas.microsoft.com/office/drawing/2015/9/8/chartex" xmlns:cx2="http://schemas.microsoft.com/office/drawing/2015/10/21/chartex" xmlns:cx3="http://schemas.microsoft.com/office/drawing/2016/5/9/chartex" xmlns:cx4="http://schemas.microsoft.com/office/drawing/2016/5/10/chartex" xmlns:cx5="http://schemas.microsoft.com/office/drawing/2016/5/11/chartex" xmlns:cx6="http://schemas.microsoft.com/office/drawing/2016/5/12/chartex" xmlns:cx7="http://schemas.microsoft.com/office/drawing/2016/5/13/chartex" xmlns:cx8="http://schemas.microsoft.com/office/drawing/2016/5/14/chartex" xmlns:mc="http://schemas.openxmlformats.org/markup-compatibility/2006" xmlns:aink="http://schemas.microsoft.com/office/drawing/2016/ink" xmlns:am3d="http://schemas.microsoft.com/office/drawing/2017/model3d" xmlns:o="urn:schemas-microsoft-com:office:office" xmlns:r="http://schemas.openxmlformats.org/officeDocument/2006/relationships" xmlns:m="http://schemas.openxmlformats.org/officeDocument/2006/math" xmlns:v="urn:schemas-microsoft-com:vml" xmlns:wp14="http://schemas.microsoft.com/office/word/2010/wordprocessingDrawing" xmlns:wp="http://schemas.openxmlformats.org/drawingml/2006/wordprocessingDrawing" xmlns:w10="urn:schemas-microsoft-com:office:word" xmlns:w="http://schemas.openxmlformats.org/wordprocessingml/2006/main" xmlns:w14="http://schemas.microsoft.com/office/word/2010/wordml" xmlns:w15="http://schemas.microsoft.com/office/word/2012/wordml" xmlns:w16cex="http://schemas.microsoft.com/office/word/2018/wordml/cex" xmlns:w16cid="http://schemas.microsoft.com/office/word/2016/wordml/cid" xmlns:w16="http://schemas.microsoft.com/office/word/2018/wordml" xmlns:w16se="http://schemas.microsoft.com/office/word/2015/wordml/symex" xmlns:wpg="http://schemas.microsoft.com/office/word/2010/wordprocessingGroup" xmlns:wpi="http://schemas.microsoft.com/office/word/2010/wordprocessingInk" xmlns:wne="http://schemas.microsoft.com/office/word/2006/wordml" xmlns:wps="http://schemas.microsoft.com/office/word/2010/wordprocessingShape" mc:Ignorable="w14 w15 w16se w16cid w16 w16cex wp14">
   <w:endnote w:type="separator" w:id="-1">
     <w:p>
       <w:pPr>
@@ -4062,8 +2978,201 @@
 </w:endnotes>
 </file>
 
+<file path=word/footer1.xml><?xml version="1.0" encoding="utf-8"?>
+<w:ftr xmlns:wpc="http://schemas.microsoft.com/office/word/2010/wordprocessingCanvas" xmlns:cx="http://schemas.microsoft.com/office/drawing/2014/chartex" xmlns:cx1="http://schemas.microsoft.com/office/drawing/2015/9/8/chartex" xmlns:cx2="http://schemas.microsoft.com/office/drawing/2015/10/21/chartex" xmlns:cx3="http://schemas.microsoft.com/office/drawing/2016/5/9/chartex" xmlns:cx4="http://schemas.microsoft.com/office/drawing/2016/5/10/chartex" xmlns:cx5="http://schemas.microsoft.com/office/drawing/2016/5/11/chartex" xmlns:cx6="http://schemas.microsoft.com/office/drawing/2016/5/12/chartex" xmlns:cx7="http://schemas.microsoft.com/office/drawing/2016/5/13/chartex" xmlns:cx8="http://schemas.microsoft.com/office/drawing/2016/5/14/chartex" xmlns:mc="http://schemas.openxmlformats.org/markup-compatibility/2006" xmlns:aink="http://schemas.microsoft.com/office/drawing/2016/ink" xmlns:am3d="http://schemas.microsoft.com/office/drawing/2017/model3d" xmlns:o="urn:schemas-microsoft-com:office:office" xmlns:r="http://schemas.openxmlformats.org/officeDocument/2006/relationships" xmlns:m="http://schemas.openxmlformats.org/officeDocument/2006/math" xmlns:v="urn:schemas-microsoft-com:vml" xmlns:wp14="http://schemas.microsoft.com/office/word/2010/wordprocessingDrawing" xmlns:wp="http://schemas.openxmlformats.org/drawingml/2006/wordprocessingDrawing" xmlns:w10="urn:schemas-microsoft-com:office:word" xmlns:w="http://schemas.openxmlformats.org/wordprocessingml/2006/main" xmlns:w14="http://schemas.microsoft.com/office/word/2010/wordml" xmlns:w15="http://schemas.microsoft.com/office/word/2012/wordml" xmlns:w16cex="http://schemas.microsoft.com/office/word/2018/wordml/cex" xmlns:w16cid="http://schemas.microsoft.com/office/word/2016/wordml/cid" xmlns:w16="http://schemas.microsoft.com/office/word/2018/wordml" xmlns:w16se="http://schemas.microsoft.com/office/word/2015/wordml/symex" xmlns:wpg="http://schemas.microsoft.com/office/word/2010/wordprocessingGroup" xmlns:wpi="http://schemas.microsoft.com/office/word/2010/wordprocessingInk" xmlns:wne="http://schemas.microsoft.com/office/word/2006/wordml" xmlns:wps="http://schemas.microsoft.com/office/word/2010/wordprocessingShape" mc:Ignorable="w14 w15 w16se w16cid w16 w16cex wp14">
+  <w:p>
+    <w:pPr>
+      <w:pStyle w:val="Footer"/>
+      <w:pBdr>
+        <w:bottom w:val="single" w:sz="12" w:space="1" w:color="auto"/>
+      </w:pBdr>
+      <w:rPr>
+        <w:rFonts w:ascii="Calibri" w:hAnsi="Calibri" w:cs="Calibri"/>
+        <w:b/>
+        <w:color w:val="F58220"/>
+      </w:rPr>
+    </w:pPr>
+  </w:p>
+  <w:p>
+    <w:pPr>
+      <w:pStyle w:val="Footer"/>
+      <w:rPr>
+        <w:rFonts w:ascii="Calibri" w:hAnsi="Calibri" w:cs="Calibri"/>
+        <w:color w:val="6B7280"/>
+      </w:rPr>
+    </w:pPr>
+    <w:r>
+      <w:rPr>
+        <w:rFonts w:ascii="Calibri" w:hAnsi="Calibri" w:cs="Calibri"/>
+        <w:b/>
+        <w:color w:val="F58220"/>
+      </w:rPr>
+      <w:t>SC:</w:t>
+    </w:r>
+    <w:r>
+      <w:rPr>
+        <w:rFonts w:ascii="Calibri" w:hAnsi="Calibri" w:cs="Calibri"/>
+        <w:bCs/>
+        <w:color w:val="948A54" w:themeColor="background2" w:themeShade="80"/>
+      </w:rPr>
+      <w:t xml:space="preserve"> </w:t>
+    </w:r>
+    <w:r>
+      <w:rPr>
+        <w:rFonts w:ascii="Calibri" w:hAnsi="Calibri" w:cs="Calibri"/>
+        <w:color w:val="7F7F7F" w:themeColor="text1" w:themeTint="80"/>
+        <w:lang w:val="en-US"/>
+      </w:rPr>
+      <w:t>I can explain how bits and bytes represent information and encode, decode, and calculate values using binary numbers</w:t>
+    </w:r>
+  </w:p>
+  <w:p>
+    <w:pPr>
+      <w:pStyle w:val="Footer"/>
+      <w:rPr>
+        <w:rFonts w:ascii="Calibri" w:hAnsi="Calibri" w:cs="Calibri"/>
+        <w:bCs/>
+        <w:color w:val="808080"/>
+      </w:rPr>
+    </w:pPr>
+    <w:r>
+      <w:rPr>
+        <w:rFonts w:ascii="Calibri" w:hAnsi="Calibri" w:cs="Calibri"/>
+        <w:bCs/>
+        <w:color w:val="7F7F7F" w:themeColor="text1" w:themeTint="80"/>
+      </w:rPr>
+      <w:t xml:space="preserve">© The </w:t>
+    </w:r>
+    <w:r>
+      <w:rPr>
+        <w:rFonts w:ascii="Cooper Black" w:hAnsi="Cooper Black" w:cs="Calibri Light"/>
+        <w:b/>
+        <w:color w:val="00B050"/>
+      </w:rPr>
+      <w:t>learn</w:t>
+    </w:r>
+    <w:r>
+      <w:rPr>
+        <w:rFonts w:ascii="Calibri" w:hAnsi="Calibri" w:cs="Calibri"/>
+        <w:bCs/>
+        <w:color w:val="808080"/>
+      </w:rPr>
+      <w:t xml:space="preserve"> </w:t>
+    </w:r>
+    <w:r>
+      <w:rPr>
+        <w:rFonts w:ascii="Calibri" w:hAnsi="Calibri" w:cs="Calibri"/>
+        <w:bCs/>
+        <w:color w:val="7F7F7F" w:themeColor="text1" w:themeTint="80"/>
+      </w:rPr>
+      <w:t>Project</w:t>
+    </w:r>
+  </w:p>
+  <w:p>
+    <w:pPr>
+      <w:pStyle w:val="Footer"/>
+    </w:pPr>
+  </w:p>
+</w:ftr>
+</file>
+
+<file path=word/footer2.xml><?xml version="1.0" encoding="utf-8"?>
+<w:ftr xmlns:wpc="http://schemas.microsoft.com/office/word/2010/wordprocessingCanvas" xmlns:cx="http://schemas.microsoft.com/office/drawing/2014/chartex" xmlns:cx1="http://schemas.microsoft.com/office/drawing/2015/9/8/chartex" xmlns:cx2="http://schemas.microsoft.com/office/drawing/2015/10/21/chartex" xmlns:cx3="http://schemas.microsoft.com/office/drawing/2016/5/9/chartex" xmlns:cx4="http://schemas.microsoft.com/office/drawing/2016/5/10/chartex" xmlns:cx5="http://schemas.microsoft.com/office/drawing/2016/5/11/chartex" xmlns:cx6="http://schemas.microsoft.com/office/drawing/2016/5/12/chartex" xmlns:cx7="http://schemas.microsoft.com/office/drawing/2016/5/13/chartex" xmlns:cx8="http://schemas.microsoft.com/office/drawing/2016/5/14/chartex" xmlns:mc="http://schemas.openxmlformats.org/markup-compatibility/2006" xmlns:aink="http://schemas.microsoft.com/office/drawing/2016/ink" xmlns:am3d="http://schemas.microsoft.com/office/drawing/2017/model3d" xmlns:o="urn:schemas-microsoft-com:office:office" xmlns:r="http://schemas.openxmlformats.org/officeDocument/2006/relationships" xmlns:m="http://schemas.openxmlformats.org/officeDocument/2006/math" xmlns:v="urn:schemas-microsoft-com:vml" xmlns:wp14="http://schemas.microsoft.com/office/word/2010/wordprocessingDrawing" xmlns:wp="http://schemas.openxmlformats.org/drawingml/2006/wordprocessingDrawing" xmlns:w10="urn:schemas-microsoft-com:office:word" xmlns:w="http://schemas.openxmlformats.org/wordprocessingml/2006/main" xmlns:w14="http://schemas.microsoft.com/office/word/2010/wordml" xmlns:w15="http://schemas.microsoft.com/office/word/2012/wordml" xmlns:w16cex="http://schemas.microsoft.com/office/word/2018/wordml/cex" xmlns:w16cid="http://schemas.microsoft.com/office/word/2016/wordml/cid" xmlns:w16="http://schemas.microsoft.com/office/word/2018/wordml" xmlns:w16se="http://schemas.microsoft.com/office/word/2015/wordml/symex" xmlns:wpg="http://schemas.microsoft.com/office/word/2010/wordprocessingGroup" xmlns:wpi="http://schemas.microsoft.com/office/word/2010/wordprocessingInk" xmlns:wne="http://schemas.microsoft.com/office/word/2006/wordml" xmlns:wps="http://schemas.microsoft.com/office/word/2010/wordprocessingShape" mc:Ignorable="w14 w15 w16se w16cid w16 w16cex wp14">
+  <w:p>
+    <w:pPr>
+      <w:pStyle w:val="Footer"/>
+      <w:pBdr>
+        <w:bottom w:val="single" w:sz="8" w:space="2" w:color="000000"/>
+      </w:pBdr>
+    </w:pPr>
+    <w:bookmarkStart w:id="3" w:name="_Hlk238479936"/>
+  </w:p>
+  <w:p>
+    <w:pPr>
+      <w:pStyle w:val="Footer"/>
+      <w:rPr>
+        <w:rFonts w:ascii="Calibri" w:hAnsi="Calibri" w:cs="Calibri"/>
+        <w:color w:val="6B7280"/>
+      </w:rPr>
+    </w:pPr>
+    <w:r>
+      <w:rPr>
+        <w:rFonts w:ascii="Calibri" w:hAnsi="Calibri" w:cs="Calibri"/>
+        <w:b/>
+        <w:color w:val="F58220"/>
+      </w:rPr>
+      <w:t>SC:</w:t>
+    </w:r>
+    <w:r>
+      <w:rPr>
+        <w:rFonts w:ascii="Calibri" w:hAnsi="Calibri" w:cs="Calibri"/>
+        <w:bCs/>
+        <w:color w:val="948A54" w:themeColor="background2" w:themeShade="80"/>
+      </w:rPr>
+      <w:t xml:space="preserve"> </w:t>
+    </w:r>
+    <w:r>
+      <w:rPr>
+        <w:rFonts w:ascii="Calibri" w:hAnsi="Calibri" w:cs="Calibri"/>
+        <w:color w:val="7F7F7F" w:themeColor="text1" w:themeTint="80"/>
+        <w:lang w:val="en-US"/>
+      </w:rPr>
+      <w:t>I can explain how bits and bytes represent information and encode, decode, and calculate values using binary numbers</w:t>
+    </w:r>
+  </w:p>
+  <w:p>
+    <w:pPr>
+      <w:pStyle w:val="Footer"/>
+      <w:rPr>
+        <w:rFonts w:ascii="Calibri" w:hAnsi="Calibri" w:cs="Calibri"/>
+        <w:bCs/>
+        <w:color w:val="808080"/>
+      </w:rPr>
+    </w:pPr>
+    <w:r>
+      <w:rPr>
+        <w:rFonts w:ascii="Calibri" w:hAnsi="Calibri" w:cs="Calibri"/>
+        <w:bCs/>
+        <w:color w:val="7F7F7F" w:themeColor="text1" w:themeTint="80"/>
+      </w:rPr>
+      <w:t xml:space="preserve">© The </w:t>
+    </w:r>
+    <w:r>
+      <w:rPr>
+        <w:rFonts w:ascii="Cooper Black" w:hAnsi="Cooper Black" w:cs="Calibri Light"/>
+        <w:b/>
+        <w:color w:val="00B050"/>
+      </w:rPr>
+      <w:t>learn</w:t>
+    </w:r>
+    <w:r>
+      <w:rPr>
+        <w:rFonts w:ascii="Calibri" w:hAnsi="Calibri" w:cs="Calibri"/>
+        <w:bCs/>
+        <w:color w:val="808080"/>
+      </w:rPr>
+      <w:t xml:space="preserve"> </w:t>
+    </w:r>
+    <w:r>
+      <w:rPr>
+        <w:rFonts w:ascii="Calibri" w:hAnsi="Calibri" w:cs="Calibri"/>
+        <w:bCs/>
+        <w:color w:val="7F7F7F" w:themeColor="text1" w:themeTint="80"/>
+      </w:rPr>
+      <w:t>Project</w:t>
+    </w:r>
+  </w:p>
+  <w:bookmarkEnd w:id="3"/>
+  <w:p>
+    <w:pPr>
+      <w:pStyle w:val="Footer"/>
+    </w:pPr>
+  </w:p>
+</w:ftr>
+</file>
+
 <file path=word/footnotes.xml><?xml version="1.0" encoding="utf-8"?>
-<w:footnotes xmlns:wpc="http://schemas.microsoft.com/office/word/2010/wordprocessingCanvas" xmlns:cx="http://schemas.microsoft.com/office/drawing/2014/chartex" xmlns:cx1="http://schemas.microsoft.com/office/drawing/2015/9/8/chartex" xmlns:cx2="http://schemas.microsoft.com/office/drawing/2015/10/21/chartex" xmlns:cx3="http://schemas.microsoft.com/office/drawing/2016/5/9/chartex" xmlns:cx4="http://schemas.microsoft.com/office/drawing/2016/5/10/chartex" xmlns:cx5="http://schemas.microsoft.com/office/drawing/2016/5/11/chartex" xmlns:cx6="http://schemas.microsoft.com/office/drawing/2016/5/12/chartex" xmlns:cx7="http://schemas.microsoft.com/office/drawing/2016/5/13/chartex" xmlns:cx8="http://schemas.microsoft.com/office/drawing/2016/5/14/chartex" xmlns:mc="http://schemas.openxmlformats.org/markup-compatibility/2006" xmlns:aink="http://schemas.microsoft.com/office/drawing/2016/ink" xmlns:am3d="http://schemas.microsoft.com/office/drawing/2017/model3d" xmlns:o="urn:schemas-microsoft-com:office:office" xmlns:oel="http://schemas.microsoft.com/office/2019/extlst" xmlns:r="http://schemas.openxmlformats.org/officeDocument/2006/relationships" xmlns:m="http://schemas.openxmlformats.org/officeDocument/2006/math" xmlns:v="urn:schemas-microsoft-com:vml" xmlns:wp14="http://schemas.microsoft.com/office/word/2010/wordprocessingDrawing" xmlns:wp="http://schemas.openxmlformats.org/drawingml/2006/wordprocessingDrawing" xmlns:w10="urn:schemas-microsoft-com:office:word" xmlns:w="http://schemas.openxmlformats.org/wordprocessingml/2006/main" xmlns:w14="http://schemas.microsoft.com/office/word/2010/wordml" xmlns:w15="http://schemas.microsoft.com/office/word/2012/wordml" xmlns:w16cex="http://schemas.microsoft.com/office/word/2018/wordml/cex" xmlns:w16cid="http://schemas.microsoft.com/office/word/2016/wordml/cid" xmlns:w16="http://schemas.microsoft.com/office/word/2018/wordml" xmlns:w16sdtdh="http://schemas.microsoft.com/office/word/2020/wordml/sdtdatahash" xmlns:w16se="http://schemas.microsoft.com/office/word/2015/wordml/symex" xmlns:wpg="http://schemas.microsoft.com/office/word/2010/wordprocessingGroup" xmlns:wpi="http://schemas.microsoft.com/office/word/2010/wordprocessingInk" xmlns:wne="http://schemas.microsoft.com/office/word/2006/wordml" xmlns:wps="http://schemas.microsoft.com/office/word/2010/wordprocessingShape" mc:Ignorable="w14 w15 w16se w16cid w16 w16cex w16sdtdh wp14">
+<w:footnotes xmlns:wpc="http://schemas.microsoft.com/office/word/2010/wordprocessingCanvas" xmlns:cx="http://schemas.microsoft.com/office/drawing/2014/chartex" xmlns:cx1="http://schemas.microsoft.com/office/drawing/2015/9/8/chartex" xmlns:cx2="http://schemas.microsoft.com/office/drawing/2015/10/21/chartex" xmlns:cx3="http://schemas.microsoft.com/office/drawing/2016/5/9/chartex" xmlns:cx4="http://schemas.microsoft.com/office/drawing/2016/5/10/chartex" xmlns:cx5="http://schemas.microsoft.com/office/drawing/2016/5/11/chartex" xmlns:cx6="http://schemas.microsoft.com/office/drawing/2016/5/12/chartex" xmlns:cx7="http://schemas.microsoft.com/office/drawing/2016/5/13/chartex" xmlns:cx8="http://schemas.microsoft.com/office/drawing/2016/5/14/chartex" xmlns:mc="http://schemas.openxmlformats.org/markup-compatibility/2006" xmlns:aink="http://schemas.microsoft.com/office/drawing/2016/ink" xmlns:am3d="http://schemas.microsoft.com/office/drawing/2017/model3d" xmlns:o="urn:schemas-microsoft-com:office:office" xmlns:r="http://schemas.openxmlformats.org/officeDocument/2006/relationships" xmlns:m="http://schemas.openxmlformats.org/officeDocument/2006/math" xmlns:v="urn:schemas-microsoft-com:vml" xmlns:wp14="http://schemas.microsoft.com/office/word/2010/wordprocessingDrawing" xmlns:wp="http://schemas.openxmlformats.org/drawingml/2006/wordprocessingDrawing" xmlns:w10="urn:schemas-microsoft-com:office:word" xmlns:w="http://schemas.openxmlformats.org/wordprocessingml/2006/main" xmlns:w14="http://schemas.microsoft.com/office/word/2010/wordml" xmlns:w15="http://schemas.microsoft.com/office/word/2012/wordml" xmlns:w16cex="http://schemas.microsoft.com/office/word/2018/wordml/cex" xmlns:w16cid="http://schemas.microsoft.com/office/word/2016/wordml/cid" xmlns:w16="http://schemas.microsoft.com/office/word/2018/wordml" xmlns:w16se="http://schemas.microsoft.com/office/word/2015/wordml/symex" xmlns:wpg="http://schemas.microsoft.com/office/word/2010/wordprocessingGroup" xmlns:wpi="http://schemas.microsoft.com/office/word/2010/wordprocessingInk" xmlns:wne="http://schemas.microsoft.com/office/word/2006/wordml" xmlns:wps="http://schemas.microsoft.com/office/word/2010/wordprocessingShape" mc:Ignorable="w14 w15 w16se w16cid w16 w16cex wp14">
   <w:footnote w:type="separator" w:id="-1">
     <w:p>
       <w:pPr>
@@ -4088,7 +3197,7 @@
 </file>
 
 <file path=word/header1.xml><?xml version="1.0" encoding="utf-8"?>
-<w:hdr xmlns:wpc="http://schemas.microsoft.com/office/word/2010/wordprocessingCanvas" xmlns:cx="http://schemas.microsoft.com/office/drawing/2014/chartex" xmlns:cx1="http://schemas.microsoft.com/office/drawing/2015/9/8/chartex" xmlns:cx2="http://schemas.microsoft.com/office/drawing/2015/10/21/chartex" xmlns:cx3="http://schemas.microsoft.com/office/drawing/2016/5/9/chartex" xmlns:cx4="http://schemas.microsoft.com/office/drawing/2016/5/10/chartex" xmlns:cx5="http://schemas.microsoft.com/office/drawing/2016/5/11/chartex" xmlns:cx6="http://schemas.microsoft.com/office/drawing/2016/5/12/chartex" xmlns:cx7="http://schemas.microsoft.com/office/drawing/2016/5/13/chartex" xmlns:cx8="http://schemas.microsoft.com/office/drawing/2016/5/14/chartex" xmlns:mc="http://schemas.openxmlformats.org/markup-compatibility/2006" xmlns:aink="http://schemas.microsoft.com/office/drawing/2016/ink" xmlns:am3d="http://schemas.microsoft.com/office/drawing/2017/model3d" xmlns:o="urn:schemas-microsoft-com:office:office" xmlns:oel="http://schemas.microsoft.com/office/2019/extlst" xmlns:r="http://schemas.openxmlformats.org/officeDocument/2006/relationships" xmlns:m="http://schemas.openxmlformats.org/officeDocument/2006/math" xmlns:v="urn:schemas-microsoft-com:vml" xmlns:wp14="http://schemas.microsoft.com/office/word/2010/wordprocessingDrawing" xmlns:wp="http://schemas.openxmlformats.org/drawingml/2006/wordprocessingDrawing" xmlns:w10="urn:schemas-microsoft-com:office:word" xmlns:w="http://schemas.openxmlformats.org/wordprocessingml/2006/main" xmlns:w14="http://schemas.microsoft.com/office/word/2010/wordml" xmlns:w15="http://schemas.microsoft.com/office/word/2012/wordml" xmlns:w16cex="http://schemas.microsoft.com/office/word/2018/wordml/cex" xmlns:w16cid="http://schemas.microsoft.com/office/word/2016/wordml/cid" xmlns:w16="http://schemas.microsoft.com/office/word/2018/wordml" xmlns:w16sdtdh="http://schemas.microsoft.com/office/word/2020/wordml/sdtdatahash" xmlns:w16se="http://schemas.microsoft.com/office/word/2015/wordml/symex" xmlns:wpg="http://schemas.microsoft.com/office/word/2010/wordprocessingGroup" xmlns:wpi="http://schemas.microsoft.com/office/word/2010/wordprocessingInk" xmlns:wne="http://schemas.microsoft.com/office/word/2006/wordml" xmlns:wps="http://schemas.microsoft.com/office/word/2010/wordprocessingShape" mc:Ignorable="w14 w15 w16se w16cid w16 w16cex w16sdtdh wp14">
+<w:hdr xmlns:wpc="http://schemas.microsoft.com/office/word/2010/wordprocessingCanvas" xmlns:cx="http://schemas.microsoft.com/office/drawing/2014/chartex" xmlns:cx1="http://schemas.microsoft.com/office/drawing/2015/9/8/chartex" xmlns:cx2="http://schemas.microsoft.com/office/drawing/2015/10/21/chartex" xmlns:cx3="http://schemas.microsoft.com/office/drawing/2016/5/9/chartex" xmlns:cx4="http://schemas.microsoft.com/office/drawing/2016/5/10/chartex" xmlns:cx5="http://schemas.microsoft.com/office/drawing/2016/5/11/chartex" xmlns:cx6="http://schemas.microsoft.com/office/drawing/2016/5/12/chartex" xmlns:cx7="http://schemas.microsoft.com/office/drawing/2016/5/13/chartex" xmlns:cx8="http://schemas.microsoft.com/office/drawing/2016/5/14/chartex" xmlns:mc="http://schemas.openxmlformats.org/markup-compatibility/2006" xmlns:aink="http://schemas.microsoft.com/office/drawing/2016/ink" xmlns:am3d="http://schemas.microsoft.com/office/drawing/2017/model3d" xmlns:o="urn:schemas-microsoft-com:office:office" xmlns:r="http://schemas.openxmlformats.org/officeDocument/2006/relationships" xmlns:m="http://schemas.openxmlformats.org/officeDocument/2006/math" xmlns:v="urn:schemas-microsoft-com:vml" xmlns:wp14="http://schemas.microsoft.com/office/word/2010/wordprocessingDrawing" xmlns:wp="http://schemas.openxmlformats.org/drawingml/2006/wordprocessingDrawing" xmlns:w10="urn:schemas-microsoft-com:office:word" xmlns:w="http://schemas.openxmlformats.org/wordprocessingml/2006/main" xmlns:w14="http://schemas.microsoft.com/office/word/2010/wordml" xmlns:w15="http://schemas.microsoft.com/office/word/2012/wordml" xmlns:w16cex="http://schemas.microsoft.com/office/word/2018/wordml/cex" xmlns:w16cid="http://schemas.microsoft.com/office/word/2016/wordml/cid" xmlns:w16="http://schemas.microsoft.com/office/word/2018/wordml" xmlns:w16se="http://schemas.microsoft.com/office/word/2015/wordml/symex" xmlns:wpg="http://schemas.microsoft.com/office/word/2010/wordprocessingGroup" xmlns:wpi="http://schemas.microsoft.com/office/word/2010/wordprocessingInk" xmlns:wne="http://schemas.microsoft.com/office/word/2006/wordml" xmlns:wps="http://schemas.microsoft.com/office/word/2010/wordprocessingShape" mc:Ignorable="w14 w15 w16se w16cid w16 w16cex wp14">
   <w:p>
     <w:pPr>
       <w:tabs>
@@ -4131,7 +3240,7 @@
 </file>
 
 <file path=word/header2.xml><?xml version="1.0" encoding="utf-8"?>
-<w:hdr xmlns:wpc="http://schemas.microsoft.com/office/word/2010/wordprocessingCanvas" xmlns:cx="http://schemas.microsoft.com/office/drawing/2014/chartex" xmlns:cx1="http://schemas.microsoft.com/office/drawing/2015/9/8/chartex" xmlns:cx2="http://schemas.microsoft.com/office/drawing/2015/10/21/chartex" xmlns:cx3="http://schemas.microsoft.com/office/drawing/2016/5/9/chartex" xmlns:cx4="http://schemas.microsoft.com/office/drawing/2016/5/10/chartex" xmlns:cx5="http://schemas.microsoft.com/office/drawing/2016/5/11/chartex" xmlns:cx6="http://schemas.microsoft.com/office/drawing/2016/5/12/chartex" xmlns:cx7="http://schemas.microsoft.com/office/drawing/2016/5/13/chartex" xmlns:cx8="http://schemas.microsoft.com/office/drawing/2016/5/14/chartex" xmlns:mc="http://schemas.openxmlformats.org/markup-compatibility/2006" xmlns:aink="http://schemas.microsoft.com/office/drawing/2016/ink" xmlns:am3d="http://schemas.microsoft.com/office/drawing/2017/model3d" xmlns:o="urn:schemas-microsoft-com:office:office" xmlns:oel="http://schemas.microsoft.com/office/2019/extlst" xmlns:r="http://schemas.openxmlformats.org/officeDocument/2006/relationships" xmlns:m="http://schemas.openxmlformats.org/officeDocument/2006/math" xmlns:v="urn:schemas-microsoft-com:vml" xmlns:wp14="http://schemas.microsoft.com/office/word/2010/wordprocessingDrawing" xmlns:wp="http://schemas.openxmlformats.org/drawingml/2006/wordprocessingDrawing" xmlns:w10="urn:schemas-microsoft-com:office:word" xmlns:w="http://schemas.openxmlformats.org/wordprocessingml/2006/main" xmlns:w14="http://schemas.microsoft.com/office/word/2010/wordml" xmlns:w15="http://schemas.microsoft.com/office/word/2012/wordml" xmlns:w16cex="http://schemas.microsoft.com/office/word/2018/wordml/cex" xmlns:w16cid="http://schemas.microsoft.com/office/word/2016/wordml/cid" xmlns:w16="http://schemas.microsoft.com/office/word/2018/wordml" xmlns:w16sdtdh="http://schemas.microsoft.com/office/word/2020/wordml/sdtdatahash" xmlns:w16se="http://schemas.microsoft.com/office/word/2015/wordml/symex" xmlns:wpg="http://schemas.microsoft.com/office/word/2010/wordprocessingGroup" xmlns:wpi="http://schemas.microsoft.com/office/word/2010/wordprocessingInk" xmlns:wne="http://schemas.microsoft.com/office/word/2006/wordml" xmlns:wps="http://schemas.microsoft.com/office/word/2010/wordprocessingShape" mc:Ignorable="w14 w15 w16se w16cid w16 w16cex w16sdtdh wp14">
+<w:hdr xmlns:wpc="http://schemas.microsoft.com/office/word/2010/wordprocessingCanvas" xmlns:cx="http://schemas.microsoft.com/office/drawing/2014/chartex" xmlns:cx1="http://schemas.microsoft.com/office/drawing/2015/9/8/chartex" xmlns:cx2="http://schemas.microsoft.com/office/drawing/2015/10/21/chartex" xmlns:cx3="http://schemas.microsoft.com/office/drawing/2016/5/9/chartex" xmlns:cx4="http://schemas.microsoft.com/office/drawing/2016/5/10/chartex" xmlns:cx5="http://schemas.microsoft.com/office/drawing/2016/5/11/chartex" xmlns:cx6="http://schemas.microsoft.com/office/drawing/2016/5/12/chartex" xmlns:cx7="http://schemas.microsoft.com/office/drawing/2016/5/13/chartex" xmlns:cx8="http://schemas.microsoft.com/office/drawing/2016/5/14/chartex" xmlns:mc="http://schemas.openxmlformats.org/markup-compatibility/2006" xmlns:aink="http://schemas.microsoft.com/office/drawing/2016/ink" xmlns:am3d="http://schemas.microsoft.com/office/drawing/2017/model3d" xmlns:o="urn:schemas-microsoft-com:office:office" xmlns:r="http://schemas.openxmlformats.org/officeDocument/2006/relationships" xmlns:m="http://schemas.openxmlformats.org/officeDocument/2006/math" xmlns:v="urn:schemas-microsoft-com:vml" xmlns:wp14="http://schemas.microsoft.com/office/word/2010/wordprocessingDrawing" xmlns:wp="http://schemas.openxmlformats.org/drawingml/2006/wordprocessingDrawing" xmlns:w10="urn:schemas-microsoft-com:office:word" xmlns:w="http://schemas.openxmlformats.org/wordprocessingml/2006/main" xmlns:w14="http://schemas.microsoft.com/office/word/2010/wordml" xmlns:w15="http://schemas.microsoft.com/office/word/2012/wordml" xmlns:w16cex="http://schemas.microsoft.com/office/word/2018/wordml/cex" xmlns:w16cid="http://schemas.microsoft.com/office/word/2016/wordml/cid" xmlns:w16="http://schemas.microsoft.com/office/word/2018/wordml" xmlns:w16se="http://schemas.microsoft.com/office/word/2015/wordml/symex" xmlns:wpg="http://schemas.microsoft.com/office/word/2010/wordprocessingGroup" xmlns:wpi="http://schemas.microsoft.com/office/word/2010/wordprocessingInk" xmlns:wne="http://schemas.microsoft.com/office/word/2006/wordml" xmlns:wps="http://schemas.microsoft.com/office/word/2010/wordprocessingShape" mc:Ignorable="w14 w15 w16se w16cid w16 w16cex wp14">
   <w:p>
     <w:pPr>
       <w:tabs>
@@ -4211,7 +3320,7 @@
 </file>
 
 <file path=word/numbering.xml><?xml version="1.0" encoding="utf-8"?>
-<w:numbering xmlns:wpc="http://schemas.microsoft.com/office/word/2010/wordprocessingCanvas" xmlns:cx="http://schemas.microsoft.com/office/drawing/2014/chartex" xmlns:cx1="http://schemas.microsoft.com/office/drawing/2015/9/8/chartex" xmlns:cx2="http://schemas.microsoft.com/office/drawing/2015/10/21/chartex" xmlns:cx3="http://schemas.microsoft.com/office/drawing/2016/5/9/chartex" xmlns:cx4="http://schemas.microsoft.com/office/drawing/2016/5/10/chartex" xmlns:cx5="http://schemas.microsoft.com/office/drawing/2016/5/11/chartex" xmlns:cx6="http://schemas.microsoft.com/office/drawing/2016/5/12/chartex" xmlns:cx7="http://schemas.microsoft.com/office/drawing/2016/5/13/chartex" xmlns:cx8="http://schemas.microsoft.com/office/drawing/2016/5/14/chartex" xmlns:mc="http://schemas.openxmlformats.org/markup-compatibility/2006" xmlns:aink="http://schemas.microsoft.com/office/drawing/2016/ink" xmlns:am3d="http://schemas.microsoft.com/office/drawing/2017/model3d" xmlns:o="urn:schemas-microsoft-com:office:office" xmlns:oel="http://schemas.microsoft.com/office/2019/extlst" xmlns:r="http://schemas.openxmlformats.org/officeDocument/2006/relationships" xmlns:m="http://schemas.openxmlformats.org/officeDocument/2006/math" xmlns:v="urn:schemas-microsoft-com:vml" xmlns:wp14="http://schemas.microsoft.com/office/word/2010/wordprocessingDrawing" xmlns:wp="http://schemas.openxmlformats.org/drawingml/2006/wordprocessingDrawing" xmlns:w10="urn:schemas-microsoft-com:office:word" xmlns:w="http://schemas.openxmlformats.org/wordprocessingml/2006/main" xmlns:w14="http://schemas.microsoft.com/office/word/2010/wordml" xmlns:w15="http://schemas.microsoft.com/office/word/2012/wordml" xmlns:w16cex="http://schemas.microsoft.com/office/word/2018/wordml/cex" xmlns:w16cid="http://schemas.microsoft.com/office/word/2016/wordml/cid" xmlns:w16="http://schemas.microsoft.com/office/word/2018/wordml" xmlns:w16sdtdh="http://schemas.microsoft.com/office/word/2020/wordml/sdtdatahash" xmlns:w16se="http://schemas.microsoft.com/office/word/2015/wordml/symex" xmlns:wpg="http://schemas.microsoft.com/office/word/2010/wordprocessingGroup" xmlns:wpi="http://schemas.microsoft.com/office/word/2010/wordprocessingInk" xmlns:wne="http://schemas.microsoft.com/office/word/2006/wordml" xmlns:wps="http://schemas.microsoft.com/office/word/2010/wordprocessingShape" mc:Ignorable="w14 w15 w16se w16cid w16 w16cex w16sdtdh wp14">
+<w:numbering xmlns:wpc="http://schemas.microsoft.com/office/word/2010/wordprocessingCanvas" xmlns:cx="http://schemas.microsoft.com/office/drawing/2014/chartex" xmlns:cx1="http://schemas.microsoft.com/office/drawing/2015/9/8/chartex" xmlns:cx2="http://schemas.microsoft.com/office/drawing/2015/10/21/chartex" xmlns:cx3="http://schemas.microsoft.com/office/drawing/2016/5/9/chartex" xmlns:cx4="http://schemas.microsoft.com/office/drawing/2016/5/10/chartex" xmlns:cx5="http://schemas.microsoft.com/office/drawing/2016/5/11/chartex" xmlns:cx6="http://schemas.microsoft.com/office/drawing/2016/5/12/chartex" xmlns:cx7="http://schemas.microsoft.com/office/drawing/2016/5/13/chartex" xmlns:cx8="http://schemas.microsoft.com/office/drawing/2016/5/14/chartex" xmlns:mc="http://schemas.openxmlformats.org/markup-compatibility/2006" xmlns:aink="http://schemas.microsoft.com/office/drawing/2016/ink" xmlns:am3d="http://schemas.microsoft.com/office/drawing/2017/model3d" xmlns:o="urn:schemas-microsoft-com:office:office" xmlns:r="http://schemas.openxmlformats.org/officeDocument/2006/relationships" xmlns:m="http://schemas.openxmlformats.org/officeDocument/2006/math" xmlns:v="urn:schemas-microsoft-com:vml" xmlns:wp14="http://schemas.microsoft.com/office/word/2010/wordprocessingDrawing" xmlns:wp="http://schemas.openxmlformats.org/drawingml/2006/wordprocessingDrawing" xmlns:w10="urn:schemas-microsoft-com:office:word" xmlns:w="http://schemas.openxmlformats.org/wordprocessingml/2006/main" xmlns:w14="http://schemas.microsoft.com/office/word/2010/wordml" xmlns:w15="http://schemas.microsoft.com/office/word/2012/wordml" xmlns:w16cex="http://schemas.microsoft.com/office/word/2018/wordml/cex" xmlns:w16cid="http://schemas.microsoft.com/office/word/2016/wordml/cid" xmlns:w16="http://schemas.microsoft.com/office/word/2018/wordml" xmlns:w16se="http://schemas.microsoft.com/office/word/2015/wordml/symex" xmlns:wpg="http://schemas.microsoft.com/office/word/2010/wordprocessingGroup" xmlns:wpi="http://schemas.microsoft.com/office/word/2010/wordprocessingInk" xmlns:wne="http://schemas.microsoft.com/office/word/2006/wordml" xmlns:wps="http://schemas.microsoft.com/office/word/2010/wordprocessingShape" mc:Ignorable="w14 w15 w16se w16cid w16 w16cex wp14">
   <w:abstractNum w:abstractNumId="0" w15:restartNumberingAfterBreak="0">
     <w:nsid w:val="018A4820"/>
     <w:multiLevelType w:val="hybridMultilevel"/>
@@ -5231,38 +4340,38 @@
       </w:rPr>
     </w:lvl>
   </w:abstractNum>
-  <w:num w:numId="1" w16cid:durableId="1348868442">
+  <w:num w:numId="1">
     <w:abstractNumId w:val="2"/>
   </w:num>
-  <w:num w:numId="2" w16cid:durableId="1498812529">
+  <w:num w:numId="2">
     <w:abstractNumId w:val="1"/>
   </w:num>
-  <w:num w:numId="3" w16cid:durableId="967201079">
+  <w:num w:numId="3">
     <w:abstractNumId w:val="7"/>
   </w:num>
-  <w:num w:numId="4" w16cid:durableId="2077700022">
+  <w:num w:numId="4">
     <w:abstractNumId w:val="3"/>
   </w:num>
-  <w:num w:numId="5" w16cid:durableId="440491501">
+  <w:num w:numId="5">
     <w:abstractNumId w:val="8"/>
   </w:num>
-  <w:num w:numId="6" w16cid:durableId="1870996126">
+  <w:num w:numId="6">
     <w:abstractNumId w:val="0"/>
   </w:num>
-  <w:num w:numId="7" w16cid:durableId="1016544432">
+  <w:num w:numId="7">
     <w:abstractNumId w:val="6"/>
   </w:num>
-  <w:num w:numId="8" w16cid:durableId="1881672563">
+  <w:num w:numId="8">
     <w:abstractNumId w:val="5"/>
   </w:num>
-  <w:num w:numId="9" w16cid:durableId="267205842">
+  <w:num w:numId="9">
     <w:abstractNumId w:val="4"/>
   </w:num>
 </w:numbering>
 </file>
 
 <file path=word/styles.xml><?xml version="1.0" encoding="utf-8"?>
-<w:styles xmlns:mc="http://schemas.openxmlformats.org/markup-compatibility/2006" xmlns:r="http://schemas.openxmlformats.org/officeDocument/2006/relationships" xmlns:w="http://schemas.openxmlformats.org/wordprocessingml/2006/main" xmlns:w14="http://schemas.microsoft.com/office/word/2010/wordml" xmlns:w15="http://schemas.microsoft.com/office/word/2012/wordml" xmlns:w16cex="http://schemas.microsoft.com/office/word/2018/wordml/cex" xmlns:w16cid="http://schemas.microsoft.com/office/word/2016/wordml/cid" xmlns:w16="http://schemas.microsoft.com/office/word/2018/wordml" xmlns:w16sdtdh="http://schemas.microsoft.com/office/word/2020/wordml/sdtdatahash" xmlns:w16se="http://schemas.microsoft.com/office/word/2015/wordml/symex" mc:Ignorable="w14 w15 w16se w16cid w16 w16cex w16sdtdh">
+<w:styles xmlns:mc="http://schemas.openxmlformats.org/markup-compatibility/2006" xmlns:r="http://schemas.openxmlformats.org/officeDocument/2006/relationships" xmlns:w="http://schemas.openxmlformats.org/wordprocessingml/2006/main" xmlns:w14="http://schemas.microsoft.com/office/word/2010/wordml" xmlns:w15="http://schemas.microsoft.com/office/word/2012/wordml" xmlns:w16cex="http://schemas.microsoft.com/office/word/2018/wordml/cex" xmlns:w16cid="http://schemas.microsoft.com/office/word/2016/wordml/cid" xmlns:w16="http://schemas.microsoft.com/office/word/2018/wordml" xmlns:w16se="http://schemas.microsoft.com/office/word/2015/wordml/symex" mc:Ignorable="w14 w15 w16se w16cid w16 w16cex">
   <w:docDefaults>
     <w:rPrDefault>
       <w:rPr>
@@ -5792,7 +4901,6 @@
   <w:style w:type="character" w:default="1" w:styleId="DefaultParagraphFont">
     <w:name w:val="Default Paragraph Font"/>
     <w:uiPriority w:val="1"/>
-    <w:semiHidden/>
     <w:unhideWhenUsed/>
   </w:style>
   <w:style w:type="table" w:default="1" w:styleId="TableNormal">
